--- a/Dissertation Research/Chapter 5/Chapter 5 Draft.docx
+++ b/Dissertation Research/Chapter 5/Chapter 5 Draft.docx
@@ -15,655 +15,1160 @@
           <w:b/>
           <w:bCs/>
         </w:rPr>
-        <w:t>Attenuated Families: The Role of the Kangany in the Exploitation of Family Relationships on Rubber Plantations in British Malaya</w:t>
-      </w:r>
-    </w:p>
-    <w:p>
-      <w:pPr>
-        <w:pStyle w:val="Normal"/>
-        <w:bidi w:val="0"/>
-        <w:spacing w:lineRule="auto" w:line="480"/>
-        <w:jc w:val="start"/>
-        <w:rPr/>
-      </w:pPr>
-      <w:r>
-        <w:rPr/>
-        <w:t>Kenyon Cavender, Binghamton University</w:t>
-      </w:r>
-    </w:p>
-    <w:p>
-      <w:pPr>
-        <w:pStyle w:val="Normal"/>
-        <w:bidi w:val="0"/>
-        <w:spacing w:lineRule="auto" w:line="480"/>
-        <w:jc w:val="start"/>
-        <w:rPr>
-          <w:rFonts w:ascii="Liberation Serif" w:hAnsi="Liberation Serif"/>
-        </w:rPr>
-      </w:pPr>
-      <w:r>
-        <w:rPr/>
-      </w:r>
-    </w:p>
-    <w:p>
-      <w:pPr>
-        <w:pStyle w:val="Normal"/>
-        <w:bidi w:val="0"/>
-        <w:spacing w:lineRule="auto" w:line="480"/>
-        <w:jc w:val="start"/>
-        <w:rPr/>
-      </w:pPr>
-      <w:commentRangeStart w:id="0"/>
-      <w:r>
-        <w:rPr>
-          <w:b w:val="false"/>
-          <w:bCs w:val="false"/>
-          <w:i/>
-          <w:iCs/>
-        </w:rPr>
-        <w:t>"The Bay of Bengal’s circuits of migration both responded to and fueled change on a global scale. Malaya’s rubber—tapped by Tamil migrant workers— fed the American automobile industry. Malaya became the most economically valuable tropical colony in the whole of the British Empire."</w:t>
-      </w:r>
-      <w:r>
-        <w:rPr>
-          <w:rStyle w:val="FootnoteReference"/>
-          <w:b w:val="false"/>
-          <w:bCs w:val="false"/>
-          <w:i/>
-          <w:iCs/>
-        </w:rPr>
-        <w:footnoteReference w:id="2"/>
-      </w:r>
-      <w:r>
-        <w:rPr>
-          <w:b w:val="false"/>
-          <w:bCs w:val="false"/>
-          <w:i/>
-          <w:iCs/>
-        </w:rPr>
-        <w:t xml:space="preserve"> </w:t>
-      </w:r>
-    </w:p>
-    <w:p>
-      <w:pPr>
-        <w:pStyle w:val="Normal"/>
-        <w:bidi w:val="0"/>
-        <w:spacing w:lineRule="auto" w:line="480"/>
-        <w:jc w:val="start"/>
-        <w:rPr/>
-      </w:pPr>
-      <w:r>
-        <w:rPr>
-          <w:b w:val="false"/>
-          <w:bCs w:val="false"/>
-          <w:i/>
-          <w:iCs/>
-        </w:rPr>
-        <w:t xml:space="preserve">- </w:t>
-      </w:r>
-      <w:r>
-        <w:rPr>
-          <w:b w:val="false"/>
-          <w:bCs w:val="false"/>
-          <w:i w:val="false"/>
-          <w:iCs w:val="false"/>
-        </w:rPr>
-        <w:t xml:space="preserve">Sunil Amrith, </w:t>
-      </w:r>
-      <w:r>
-        <w:rPr>
-          <w:b w:val="false"/>
-          <w:bCs w:val="false"/>
-          <w:i/>
-          <w:iCs/>
-        </w:rPr>
-        <w:t>Crossing the Bay of Bengal</w:t>
-      </w:r>
-      <w:commentRangeEnd w:id="0"/>
-      <w:r>
-        <w:commentReference w:id="0"/>
-      </w:r>
-      <w:r>
-        <w:rPr>
-          <w:b w:val="false"/>
-          <w:bCs w:val="false"/>
-          <w:i/>
-          <w:iCs/>
-        </w:rPr>
-      </w:r>
-    </w:p>
-    <w:p>
-      <w:pPr>
-        <w:pStyle w:val="Normal"/>
-        <w:bidi w:val="0"/>
-        <w:spacing w:lineRule="auto" w:line="480"/>
-        <w:jc w:val="start"/>
-        <w:rPr>
-          <w:rFonts w:ascii="Liberation Serif" w:hAnsi="Liberation Serif"/>
-        </w:rPr>
-      </w:pPr>
-      <w:r>
-        <w:rPr/>
-      </w:r>
-    </w:p>
-    <w:p>
-      <w:pPr>
-        <w:pStyle w:val="Normal"/>
-        <w:bidi w:val="0"/>
-        <w:spacing w:lineRule="auto" w:line="480"/>
-        <w:jc w:val="start"/>
-        <w:rPr/>
-      </w:pPr>
+        <w:t xml:space="preserve">Chapter 5: </w:t>
+      </w:r>
       <w:r>
         <w:rPr>
           <w:b/>
           <w:bCs/>
-          <w:i w:val="false"/>
-          <w:iCs w:val="false"/>
-        </w:rPr>
-        <w:t>Introduction</w:t>
-      </w:r>
-    </w:p>
-    <w:p>
-      <w:pPr>
-        <w:pStyle w:val="Normal"/>
-        <w:bidi w:val="0"/>
-        <w:spacing w:lineRule="auto" w:line="480"/>
-        <w:jc w:val="start"/>
-        <w:rPr/>
-      </w:pPr>
-      <w:r>
-        <w:rPr/>
-        <w:tab/>
-        <w:t>The rise of the automotive industry in the early twentieth century created a demand for rubber that could not be met by the Amazon. In 1913 Asian rubber plantations surpassed Amazonian production for the first time, and by the next year accounted for over half of all global natural rubber production. This was not so much due to the decline of Amazonian rubber but to an explosion of production on Southeast Asian plantations that would soon make peak Amazonian production look like little more than a rounding error. In 1912, the Amazon reached its peak production of 41,619 long tons, while Southeast Asia produced a little over 33 thousand. Just over 20 years later, in 1934, Amazonian production had fallen to less than 9,000 tons while Southeast Asia produced over a million: more than 98% of global production that year.</w:t>
-      </w:r>
-      <w:r>
-        <w:rPr>
-          <w:rStyle w:val="FootnoteReference"/>
-        </w:rPr>
-        <w:footnoteReference w:id="3"/>
-      </w:r>
-      <w:r>
-        <w:rPr/>
-        <w:t xml:space="preserve"> How did a sparsely populated region thousands of miles from the native home of </w:t>
-      </w:r>
-      <w:r>
-        <w:rPr>
-          <w:i/>
-          <w:iCs/>
-        </w:rPr>
-        <w:t>Hevea Brasiliensis</w:t>
-      </w:r>
-      <w:r>
-        <w:rPr>
-          <w:i w:val="false"/>
-          <w:iCs w:val="false"/>
-        </w:rPr>
-        <w:t xml:space="preserve"> come to so thoroughly dominate its cultivation? This chapter will explore the rise of South Asian rubber in  plantations of British Malaya, which accounted for between 40 and 50 percent of global production in the 1920s and 1930s. </w:t>
-      </w:r>
-    </w:p>
-    <w:p>
-      <w:pPr>
-        <w:pStyle w:val="Normal"/>
-        <w:bidi w:val="0"/>
-        <w:spacing w:lineRule="auto" w:line="480"/>
-        <w:jc w:val="start"/>
-        <w:rPr/>
-      </w:pPr>
-      <w:r>
-        <w:rPr/>
-        <w:tab/>
-        <w:t>The key to the rise of Asian rubber, and especially that in Malaya, was its plantation system. South Asia imported rubber plants that had been carefully cultivated in botanical gardens, and that were free of the South American Leaf Blight. This, combined with a favorable climate, an experienced class of planters and the consolidation of large plantations created the conditions for the rapid expansion of rubber cultivation, but the dominant factor was a massive system of exploitation of immigrant workers. Between 1840 and 1940, approximately 4 million people, mostly Tamils looking for work on rubber plantations, traveled from India to Malaya.</w:t>
-      </w:r>
-      <w:r>
-        <w:rPr>
-          <w:rStyle w:val="FootnoteReference"/>
-        </w:rPr>
-        <w:footnoteReference w:id="4"/>
-      </w:r>
-      <w:r>
-        <w:rPr/>
-        <w:t xml:space="preserve"> Initially these workers were indentured - unfree for the length of their contract - but due to international pressure, indenture for Indian workers in Malaya was abolished in 1910. These workers, without whom the rapid expansion of rubber production would not have been possible, suddenly found themselves in the middle of a global struggle over the rights of workers and the status of free labor. Indian nationalists and international trade unionists insisted on legal rights of free labor, and so planters and colonial authorities were forced to try and resolve the contradiction between free labor and their desire to compel migrants to work under brutal, but profitable, conditions. </w:t>
-      </w:r>
-    </w:p>
-    <w:p>
-      <w:pPr>
-        <w:pStyle w:val="Normal"/>
-        <w:bidi w:val="0"/>
-        <w:spacing w:lineRule="auto" w:line="480"/>
-        <w:jc w:val="start"/>
-        <w:rPr/>
-      </w:pPr>
-      <w:r>
-        <w:rPr/>
-        <w:tab/>
-        <w:t xml:space="preserve">This contradiction was resolved, for a time, through the exploitation of family and community bonds via what was called the </w:t>
-      </w:r>
-      <w:r>
-        <w:rPr>
-          <w:i/>
-          <w:iCs/>
-        </w:rPr>
-        <w:t>kangany</w:t>
-      </w:r>
-      <w:r>
-        <w:rPr/>
-        <w:t xml:space="preserve"> system. This article will explore how family connections among workers, and between workers and overseers, were used to create a compliant workforce, while maintaining the legal fiction of free labor. I draw on colonial reports of the administrators of British Malaya, as well as the opinions of anti-indenture activists expressed in newspapers and trade union publications to demonstrate how the category of the free wage laborer was transformed in the context of South Asian rubber plantations by the exploitation of family relations, and how this propped up the global rubber industry.</w:t>
-      </w:r>
-    </w:p>
-    <w:p>
-      <w:pPr>
-        <w:pStyle w:val="Normal"/>
-        <w:bidi w:val="0"/>
-        <w:spacing w:lineRule="auto" w:line="480"/>
-        <w:jc w:val="start"/>
-        <w:rPr/>
-      </w:pPr>
-      <w:r>
-        <w:rPr/>
-        <w:tab/>
-      </w:r>
-    </w:p>
-    <w:p>
-      <w:pPr>
-        <w:pStyle w:val="Normal"/>
-        <w:bidi w:val="0"/>
-        <w:spacing w:lineRule="auto" w:line="480"/>
-        <w:jc w:val="start"/>
-        <w:rPr/>
-      </w:pPr>
+        </w:rPr>
+        <w:t xml:space="preserve">Plantation Rubber and Working Families in </w:t>
+      </w:r>
       <w:r>
         <w:rPr>
           <w:b/>
           <w:bCs/>
         </w:rPr>
-        <w:t>The Arrival of Rubber in British Malaya</w:t>
-      </w:r>
-    </w:p>
-    <w:p>
-      <w:pPr>
-        <w:pStyle w:val="Normal"/>
-        <w:bidi w:val="0"/>
-        <w:spacing w:lineRule="auto" w:line="480"/>
-        <w:jc w:val="start"/>
-        <w:rPr/>
-      </w:pPr>
-      <w:r>
-        <w:rPr>
-          <w:b w:val="false"/>
-          <w:bCs w:val="false"/>
-        </w:rPr>
-        <w:tab/>
-        <w:t>Rubber is a naturally occurring compound that can be found in thousands of plants around the globe, such as the common dandelion.</w:t>
-      </w:r>
-      <w:r>
-        <w:rPr>
-          <w:rStyle w:val="FootnoteReference"/>
-          <w:b w:val="false"/>
-          <w:bCs w:val="false"/>
-        </w:rPr>
-        <w:footnoteReference w:id="5"/>
-      </w:r>
-      <w:r>
-        <w:rPr>
-          <w:b w:val="false"/>
-          <w:bCs w:val="false"/>
-        </w:rPr>
-        <w:t xml:space="preserve"> Very few of these plants, however, produce rubber in commercially viable quantities or forms. The vast majority of naturally produced rubber is collected from the </w:t>
-      </w:r>
-      <w:r>
-        <w:rPr>
-          <w:b w:val="false"/>
-          <w:bCs w:val="false"/>
-          <w:i/>
-          <w:iCs/>
-        </w:rPr>
-        <w:t xml:space="preserve">Hevea Brasiliensis </w:t>
-      </w:r>
-      <w:r>
-        <w:rPr>
-          <w:b w:val="false"/>
-          <w:bCs w:val="false"/>
-          <w:i w:val="false"/>
-          <w:iCs w:val="false"/>
-        </w:rPr>
-        <w:t>plant, which grows natively in the Amazon. As early as the 1870s, seeds of the rubber plant were smuggled out of South America to Great Britain where they were studied at the Kew Gardens.</w:t>
-      </w:r>
-      <w:r>
-        <w:rPr>
-          <w:rStyle w:val="FootnoteReference"/>
-          <w:b w:val="false"/>
-          <w:bCs w:val="false"/>
-          <w:i w:val="false"/>
-          <w:iCs w:val="false"/>
-        </w:rPr>
-        <w:footnoteReference w:id="6"/>
-      </w:r>
-      <w:r>
-        <w:rPr>
-          <w:b w:val="false"/>
-          <w:bCs w:val="false"/>
-          <w:i w:val="false"/>
-          <w:iCs w:val="false"/>
-        </w:rPr>
-        <w:t xml:space="preserve"> The imperial countries of the West knew that wild-collected rubber from South America and Africa would not be able to meet industry's rising demand, and so they began to experiment with rubber plantations in other parts of the world - most prominantly Malaya. In the course of the last decades of the nineteenth century and the first half of the twentieth, Malaya would be transformed from a predominantly peasant society into a highly specialized producer of plantation rubber, its residents dependent on imports from Japan, the UK and the USA for the basic everyday goods necessary for survival.</w:t>
-      </w:r>
-    </w:p>
-    <w:p>
-      <w:pPr>
-        <w:pStyle w:val="Normal"/>
-        <w:bidi w:val="0"/>
-        <w:spacing w:lineRule="auto" w:line="480"/>
-        <w:jc w:val="start"/>
-        <w:rPr/>
-      </w:pPr>
-      <w:r>
-        <w:rPr>
-          <w:b w:val="false"/>
-          <w:bCs w:val="false"/>
-          <w:i w:val="false"/>
-          <w:iCs w:val="false"/>
-        </w:rPr>
-        <w:tab/>
-        <w:t xml:space="preserve">In the 1926 </w:t>
-      </w:r>
-      <w:r>
-        <w:rPr>
-          <w:b w:val="false"/>
-          <w:bCs w:val="false"/>
-          <w:i/>
-          <w:iCs/>
-        </w:rPr>
-        <w:t>Handbook to British Malaya</w:t>
-      </w:r>
-      <w:r>
-        <w:rPr>
-          <w:b w:val="false"/>
-          <w:bCs w:val="false"/>
-          <w:i w:val="false"/>
-          <w:iCs w:val="false"/>
-        </w:rPr>
-        <w:t>, prepared by the colonial apparatus of the Malayan Civil Service, the contention is made that "[t]rade, and not imperialistic aspiration, was the motive which brought the British to Malaya; the Spaniards and the Portuguese were the missionaries and conquerors." Although the trading posts and factories were to be transformed into forts, "[t]he consideration with which the natives were treated when our trade depended on their goodwill was continued as a matter of principle when the trading station became a colony."</w:t>
-      </w:r>
-      <w:r>
-        <w:rPr>
-          <w:rStyle w:val="FootnoteReference"/>
-          <w:b w:val="false"/>
-          <w:bCs w:val="false"/>
-          <w:i w:val="false"/>
-          <w:iCs w:val="false"/>
-        </w:rPr>
-        <w:footnoteReference w:id="7"/>
-      </w:r>
-      <w:r>
-        <w:rPr>
-          <w:b w:val="false"/>
-          <w:bCs w:val="false"/>
-          <w:i w:val="false"/>
-          <w:iCs w:val="false"/>
-        </w:rPr>
-        <w:t xml:space="preserve"> This description would surely come as a surprise to the predominantly Indian laborers on Malayan rubber estates whose exploitation at the hands of the British attracted the ire of groups ranging from local social activists to nationalists and reformers in India to communists in Britain itself.</w:t>
-      </w:r>
-      <w:r>
-        <w:rPr>
-          <w:b w:val="false"/>
-          <w:bCs w:val="false"/>
-        </w:rPr>
-        <w:t>It does, however, indicate a desire on the part of the British colonizers to present at least the image of a free and equal partnership between themselves and the peoples they colonized in Malaya.</w:t>
-      </w:r>
-    </w:p>
-    <w:p>
-      <w:pPr>
-        <w:pStyle w:val="Normal"/>
-        <w:bidi w:val="0"/>
-        <w:spacing w:lineRule="auto" w:line="480"/>
-        <w:jc w:val="start"/>
-        <w:rPr/>
-      </w:pPr>
-      <w:r>
-        <w:rPr>
-          <w:b w:val="false"/>
-          <w:bCs w:val="false"/>
-          <w:i/>
-          <w:iCs/>
-        </w:rPr>
-        <w:tab/>
-      </w:r>
-      <w:r>
-        <w:rPr>
-          <w:b w:val="false"/>
-          <w:bCs w:val="false"/>
-          <w:i w:val="false"/>
-          <w:iCs w:val="false"/>
-        </w:rPr>
-        <w:t xml:space="preserve">The first British interests in Malaya were the Straits Settlements, most famously Singapore, but also Penang, Malacca and Dinding. These were primarily port cities, but they included some rural holdings that would become important agricultural producers. Throughout the British occupation of Malaya, the Straits Settlements served as the primary points of dis/embarkation for laborers coming to find work, or leaving for home at the end of their contracts. They were governed as part of British India until 1867 when they were constituted as a separate colony. At the end of the nineteenth century, the four Federated Malay States, Perak, Selangor, Negri Sembilan and Pahang, came under the administration of the British, and over the next few years, the Unfederated Malay States of Johor, Kedah, Kelantan, Perlis, and Terengganu also accepted British 'advisors'. </w:t>
-      </w:r>
-    </w:p>
-    <w:p>
-      <w:pPr>
-        <w:pStyle w:val="Normal"/>
-        <w:bidi w:val="0"/>
-        <w:spacing w:lineRule="auto" w:line="480"/>
-        <w:jc w:val="start"/>
-        <w:rPr/>
-      </w:pPr>
-      <w:r>
-        <w:rPr>
-          <w:b w:val="false"/>
-          <w:bCs w:val="false"/>
-          <w:i w:val="false"/>
-          <w:iCs w:val="false"/>
-        </w:rPr>
-        <w:tab/>
-        <w:t>During this period of consolidation, the primary economic activity was tin mining, largely run on Chinese labor and backed by Chinese capital. Historian Jomo K. S. notes that tin production just from the state of Perak "rose from 650 tons in 1874 to 18,810 tons in 1893, while the other States produced 18,930 tons."</w:t>
-      </w:r>
-      <w:r>
-        <w:rPr>
-          <w:rStyle w:val="FootnoteReference"/>
-          <w:b w:val="false"/>
-          <w:bCs w:val="false"/>
-          <w:i w:val="false"/>
-          <w:iCs w:val="false"/>
-        </w:rPr>
-        <w:footnoteReference w:id="8"/>
-      </w:r>
-      <w:r>
-        <w:rPr>
-          <w:b w:val="false"/>
-          <w:bCs w:val="false"/>
-          <w:i w:val="false"/>
-          <w:iCs w:val="false"/>
-        </w:rPr>
-        <w:t xml:space="preserve"> This precipitous increase in production, driven by the development of British tin-plating, presented a problem for the largely peasant population of Malaya: "As there was no Malay proletariat who could be set to work on the mines, the existing Malay rulers agreed to arrangements from which they obtained large commissions from Chinese miners."</w:t>
-      </w:r>
-      <w:r>
-        <w:rPr>
-          <w:rStyle w:val="FootnoteReference"/>
-          <w:b w:val="false"/>
-          <w:bCs w:val="false"/>
-          <w:i w:val="false"/>
-          <w:iCs w:val="false"/>
-        </w:rPr>
-        <w:footnoteReference w:id="9"/>
-      </w:r>
-      <w:r>
-        <w:rPr>
-          <w:b w:val="false"/>
-          <w:bCs w:val="false"/>
-          <w:i w:val="false"/>
-          <w:iCs w:val="false"/>
-        </w:rPr>
-        <w:t xml:space="preserve"> By 1900, the Chinese population of the Federated Malay States was about 300,000, about 80% of which was employed in tin mines. This pattern of importing foreign workers to fulfill a labor demand that the indigenous population would not or could not meet would continue with the subsequent rise of Malayan agriculture.</w:t>
-      </w:r>
-    </w:p>
-    <w:p>
-      <w:pPr>
-        <w:pStyle w:val="Normal"/>
-        <w:bidi w:val="0"/>
-        <w:spacing w:lineRule="auto" w:line="480"/>
-        <w:jc w:val="start"/>
-        <w:rPr/>
-      </w:pPr>
-      <w:r>
-        <w:rPr>
-          <w:b w:val="false"/>
-          <w:bCs w:val="false"/>
-          <w:i w:val="false"/>
-          <w:iCs w:val="false"/>
-        </w:rPr>
-        <w:tab/>
-        <w:t>Despite the dominance of tin, British authorities tried to encourage agricultural production. J Norman Parmer quotes the Secretary of State for the Colonies as writing in 1895 that the development of Malayan agriculture was the "point of greatest importance" if the Malay States were to remain profitable "when their mineral resources in the course of years show signs of depletion."</w:t>
-      </w:r>
-      <w:r>
-        <w:rPr>
-          <w:rStyle w:val="FootnoteReference"/>
-          <w:b w:val="false"/>
-          <w:bCs w:val="false"/>
-          <w:i w:val="false"/>
-          <w:iCs w:val="false"/>
-        </w:rPr>
-        <w:footnoteReference w:id="10"/>
-      </w:r>
-      <w:r>
-        <w:rPr>
-          <w:b w:val="false"/>
-          <w:bCs w:val="false"/>
-          <w:i w:val="false"/>
-          <w:iCs w:val="false"/>
-        </w:rPr>
-        <w:t xml:space="preserve"> Parmer notes that miners "felt strongly that the government was being biased and ungrateful. They correctly pointed out that the planters were being subsidized with the revenues which the mines produced."</w:t>
-      </w:r>
-      <w:r>
-        <w:rPr>
-          <w:rStyle w:val="FootnoteReference"/>
-          <w:b w:val="false"/>
-          <w:bCs w:val="false"/>
-          <w:i w:val="false"/>
-          <w:iCs w:val="false"/>
-        </w:rPr>
-        <w:footnoteReference w:id="11"/>
-      </w:r>
-      <w:r>
-        <w:rPr>
-          <w:b w:val="false"/>
-          <w:bCs w:val="false"/>
-          <w:i w:val="false"/>
-          <w:iCs w:val="false"/>
-        </w:rPr>
-        <w:t xml:space="preserve"> The most important crop throughout most of the nineteenth century was sugar which was planted in estates that were, like the tin mines, mostly owned by Chinese capital. According to Parmer, the British were at first reluctant to invest capital in Malayan plantations until "a leaf disease and bad times"</w:t>
-      </w:r>
-      <w:r>
-        <w:rPr>
-          <w:rStyle w:val="FootnoteReference"/>
-          <w:b w:val="false"/>
-          <w:bCs w:val="false"/>
-          <w:i w:val="false"/>
-          <w:iCs w:val="false"/>
-        </w:rPr>
-        <w:footnoteReference w:id="12"/>
-      </w:r>
-      <w:r>
-        <w:rPr>
-          <w:b w:val="false"/>
-          <w:bCs w:val="false"/>
-          <w:i w:val="false"/>
-          <w:iCs w:val="false"/>
-        </w:rPr>
-        <w:t xml:space="preserve"> ruined coffee crops in Ceylon, forcing planters to look elsewhere to grow the crop. Coffee moved to Malay in the 1880s, and "[g]ood coffee prices in 1894-1895 furnished an impetus to the extension of coffee planting."</w:t>
-      </w:r>
-      <w:r>
-        <w:rPr>
-          <w:rStyle w:val="FootnoteReference"/>
-          <w:b w:val="false"/>
-          <w:bCs w:val="false"/>
-          <w:i w:val="false"/>
-          <w:iCs w:val="false"/>
-        </w:rPr>
-        <w:footnoteReference w:id="13"/>
-      </w:r>
-      <w:r>
-        <w:rPr>
-          <w:b w:val="false"/>
-          <w:bCs w:val="false"/>
-          <w:i w:val="false"/>
-          <w:iCs w:val="false"/>
-        </w:rPr>
-        <w:t xml:space="preserve"> By the 1896, there were 47,000 acres in over 70 coffee plantations backed by European capital in Malaya, rivaling the economic output of the Chinese sugar estates. Almost immediately, however, the coffee price fell, and planters began to look again for alternative crops to maintain the profitability of their plantations. The most profitable of these was to be rubber.</w:t>
-      </w:r>
-    </w:p>
-    <w:p>
-      <w:pPr>
-        <w:pStyle w:val="Normal"/>
-        <w:bidi w:val="0"/>
-        <w:spacing w:lineRule="auto" w:line="480"/>
-        <w:jc w:val="start"/>
-        <w:rPr/>
-      </w:pPr>
-      <w:r>
-        <w:rPr>
-          <w:b w:val="false"/>
-          <w:bCs w:val="false"/>
-          <w:i w:val="false"/>
-          <w:iCs w:val="false"/>
-        </w:rPr>
-        <w:tab/>
-        <w:t>Small rubber plantations had been established by the British in Assam in 1873, and a few years later in Ceylon, Indonesia and Singapore.</w:t>
-      </w:r>
-      <w:r>
-        <w:rPr>
-          <w:rStyle w:val="FootnoteReference"/>
-          <w:b w:val="false"/>
-          <w:bCs w:val="false"/>
-          <w:i w:val="false"/>
-          <w:iCs w:val="false"/>
-        </w:rPr>
-        <w:footnoteReference w:id="14"/>
-      </w:r>
-      <w:r>
-        <w:rPr>
-          <w:b w:val="false"/>
-          <w:bCs w:val="false"/>
-          <w:i w:val="false"/>
-          <w:iCs w:val="false"/>
-        </w:rPr>
-        <w:t xml:space="preserve"> For many years it remained a marginal crop in Malaya, mostly grown in state research gardens. It wasn't until the commodity price fall in the 1890s that Malayan planters began to plant it in earnest. Rising prices driven by the automotive industry's increasing demand for rubber as well as governmental incentives  encouraged planters to convert more and more of their plantation acreage to rubber. The labor force on rubber estates grew to over 100,000 workers by 1910, a need that could be met neither by Chinese immigrants who were mostly employed in the still-productive tin mines, nor by the indigenous Malayan population. The next section will focus on the consolidation of smaller holdings into large rubber plantations, and the recruitment of Indian labor to work them.</w:t>
-      </w:r>
-    </w:p>
-    <w:p>
-      <w:pPr>
-        <w:pStyle w:val="Normal"/>
-        <w:bidi w:val="0"/>
-        <w:spacing w:lineRule="auto" w:line="480"/>
-        <w:jc w:val="start"/>
-        <w:rPr>
-          <w:rFonts w:ascii="Liberation Serif" w:hAnsi="Liberation Serif"/>
-          <w:b w:val="false"/>
-          <w:bCs w:val="false"/>
-          <w:i w:val="false"/>
-          <w:i w:val="false"/>
-          <w:iCs w:val="false"/>
-        </w:rPr>
-      </w:pPr>
-      <w:r>
-        <w:rPr>
-          <w:b w:val="false"/>
-          <w:bCs w:val="false"/>
-          <w:i w:val="false"/>
-          <w:iCs w:val="false"/>
-        </w:rPr>
-      </w:r>
-    </w:p>
-    <w:p>
-      <w:pPr>
-        <w:pStyle w:val="Normal"/>
-        <w:bidi w:val="0"/>
-        <w:spacing w:lineRule="auto" w:line="480"/>
-        <w:jc w:val="start"/>
-        <w:rPr/>
-      </w:pPr>
-      <w:r>
+        <w:t>British Malaya</w:t>
+      </w:r>
+    </w:p>
+    <w:p>
+      <w:pPr>
+        <w:pStyle w:val="Normal"/>
+        <w:bidi w:val="0"/>
+        <w:spacing w:lineRule="auto" w:line="480"/>
+        <w:jc w:val="start"/>
         <w:rPr>
           <w:b/>
           <w:bCs/>
+        </w:rPr>
+      </w:pPr>
+      <w:r>
+        <w:rPr/>
+      </w:r>
+    </w:p>
+    <w:p>
+      <w:pPr>
+        <w:pStyle w:val="Normal"/>
+        <w:bidi w:val="0"/>
+        <w:spacing w:lineRule="auto" w:line="480"/>
+        <w:jc w:val="end"/>
+        <w:rPr/>
+      </w:pPr>
+      <w:r>
+        <w:rPr>
+          <w:b w:val="false"/>
+          <w:bCs w:val="false"/>
+          <w:i/>
+          <w:iCs/>
+        </w:rPr>
+        <w:t>"The Bay of Bengal’s circuits of migration both responded to and fueled change on a global scale. Malaya’s rubber—tapped by Tamil migrant workers— fed the American automobile industry. Malaya became the most economically valuable tropical colony in the whole of the British Empire."</w:t>
+      </w:r>
+      <w:r>
+        <w:rPr>
+          <w:rStyle w:val="FootnoteReference"/>
+          <w:b w:val="false"/>
+          <w:bCs w:val="false"/>
+          <w:i/>
+          <w:iCs/>
+        </w:rPr>
+        <w:footnoteReference w:id="2"/>
+      </w:r>
+      <w:r>
+        <w:rPr>
+          <w:b w:val="false"/>
+          <w:bCs w:val="false"/>
+          <w:i/>
+          <w:iCs/>
+        </w:rPr>
+        <w:t xml:space="preserve"> </w:t>
+      </w:r>
+    </w:p>
+    <w:p>
+      <w:pPr>
+        <w:pStyle w:val="Normal"/>
+        <w:bidi w:val="0"/>
+        <w:spacing w:lineRule="auto" w:line="480"/>
+        <w:jc w:val="end"/>
+        <w:rPr/>
+      </w:pPr>
+      <w:r>
+        <w:rPr>
+          <w:b w:val="false"/>
+          <w:bCs w:val="false"/>
+          <w:i/>
+          <w:iCs/>
+        </w:rPr>
+        <w:t xml:space="preserve">- </w:t>
+      </w:r>
+      <w:r>
+        <w:rPr>
+          <w:b w:val="false"/>
+          <w:bCs w:val="false"/>
+          <w:i w:val="false"/>
+          <w:iCs w:val="false"/>
+        </w:rPr>
+        <w:t xml:space="preserve">Sunil Amrith, </w:t>
+      </w:r>
+      <w:r>
+        <w:rPr>
+          <w:b w:val="false"/>
+          <w:bCs w:val="false"/>
+          <w:i/>
+          <w:iCs/>
+        </w:rPr>
+        <w:t>Crossing the Bay of Bengal</w:t>
+      </w:r>
+    </w:p>
+    <w:p>
+      <w:pPr>
+        <w:pStyle w:val="Normal"/>
+        <w:bidi w:val="0"/>
+        <w:spacing w:lineRule="auto" w:line="480"/>
+        <w:jc w:val="start"/>
+        <w:rPr>
+          <w:rFonts w:ascii="Liberation Serif" w:hAnsi="Liberation Serif"/>
+        </w:rPr>
+      </w:pPr>
+      <w:r>
+        <w:rPr/>
+      </w:r>
+    </w:p>
+    <w:p>
+      <w:pPr>
+        <w:pStyle w:val="Normal"/>
+        <w:bidi w:val="0"/>
+        <w:spacing w:lineRule="auto" w:line="480"/>
+        <w:jc w:val="start"/>
+        <w:rPr/>
+      </w:pPr>
+      <w:r>
+        <w:rPr>
+          <w:b/>
+          <w:bCs/>
+          <w:i w:val="false"/>
+          <w:iCs w:val="false"/>
+        </w:rPr>
+        <w:t>Introduction</w:t>
+      </w:r>
+    </w:p>
+    <w:p>
+      <w:pPr>
+        <w:pStyle w:val="Normal"/>
+        <w:bidi w:val="0"/>
+        <w:spacing w:lineRule="auto" w:line="480"/>
+        <w:jc w:val="start"/>
+        <w:rPr/>
+      </w:pPr>
+      <w:r>
+        <w:rPr/>
+        <w:tab/>
+        <w:t xml:space="preserve">The rise of the automotive industry in the early twentieth century created a demand for rubber that could not be met by the Amazon. In 1913 Asian rubber plantations surpassed Amazonian production for the first time, and by the next year accounted for over half of all global natural rubber production. This was not so much due to </w:t>
+      </w:r>
+      <w:r>
+        <w:rPr/>
+        <w:t>a</w:t>
+      </w:r>
+      <w:r>
+        <w:rPr/>
+        <w:t xml:space="preserve"> </w:t>
+      </w:r>
+      <w:r>
+        <w:rPr/>
+        <w:t>sudden fall</w:t>
+      </w:r>
+      <w:r>
+        <w:rPr/>
+        <w:t xml:space="preserve"> </w:t>
+      </w:r>
+      <w:r>
+        <w:rPr/>
+        <w:t>in</w:t>
+      </w:r>
+      <w:r>
+        <w:rPr/>
+        <w:t xml:space="preserve"> Amazonian rubber</w:t>
+      </w:r>
+      <w:r>
+        <w:rPr/>
+        <w:t xml:space="preserve"> </w:t>
+      </w:r>
+      <w:r>
+        <w:rPr/>
+        <w:t>but to an explosion of production on Southeast Asian plantations that would soon make peak Amazonian production look like little more than a rounding error. In 1912, the Amazon reached its peak production of 41,619 long tons, while Southeast Asia produced a little over 33 thousand. Just over 20 years later, in 1934, Amazonian production had fallen to less than 9,000 tons while Southeast Asia produced over a million: more than 98% of global production that year.</w:t>
+      </w:r>
+      <w:r>
+        <w:rPr>
+          <w:rStyle w:val="FootnoteReference"/>
+        </w:rPr>
+        <w:footnoteReference w:id="3"/>
+      </w:r>
+      <w:r>
+        <w:rPr/>
+        <w:t xml:space="preserve"> How did a sparsely populated region thousands of miles from the native home of </w:t>
+      </w:r>
+      <w:r>
+        <w:rPr>
+          <w:i/>
+          <w:iCs/>
+        </w:rPr>
+        <w:t>Hevea Brasiliensis</w:t>
+      </w:r>
+      <w:r>
+        <w:rPr>
+          <w:i w:val="false"/>
+          <w:iCs w:val="false"/>
+        </w:rPr>
+        <w:t xml:space="preserve"> come to so thoroughly dominate its cultivation? This chapter will explore the </w:t>
+      </w:r>
+      <w:r>
+        <w:rPr>
+          <w:i w:val="false"/>
+          <w:iCs w:val="false"/>
+        </w:rPr>
+        <w:t>development</w:t>
+      </w:r>
+      <w:r>
+        <w:rPr>
+          <w:i w:val="false"/>
+          <w:iCs w:val="false"/>
+        </w:rPr>
+        <w:t xml:space="preserve"> of South Asian rubber in plantations of British Malaya, which accounted for between 40 and 50 percent of global production in the 1920s and 1930s. </w:t>
+      </w:r>
+      <w:r>
+        <w:rPr>
+          <w:i w:val="false"/>
+          <w:iCs w:val="false"/>
+        </w:rPr>
+        <w:t xml:space="preserve">Although the Dutch East Indies were also major producers of plantation rubber in the </w:t>
+      </w:r>
+      <w:r>
+        <w:rPr>
+          <w:i w:val="false"/>
+          <w:iCs w:val="false"/>
+        </w:rPr>
+        <w:t>twentieth century, they lagged behind Malaya for many years. This chapter will focus on Malaya over Dutch East Indies for this reason, and in order to spend more time on its unique system of labor recruitment and discipline.</w:t>
+      </w:r>
+    </w:p>
+    <w:p>
+      <w:pPr>
+        <w:pStyle w:val="Normal"/>
+        <w:bidi w:val="0"/>
+        <w:spacing w:lineRule="auto" w:line="480"/>
+        <w:jc w:val="start"/>
+        <w:rPr/>
+      </w:pPr>
+      <w:r>
+        <w:rPr/>
+        <w:tab/>
+        <w:t>The key to the rise of Asian rubber was its plantation system. South Asia imported rubber plants that had been carefully cultivated in botanical gardens, and that were free of the South American Leaf Blight. This, combined with a favorable climate, an experienced class of planters and the consolidation of large plantations created the conditions for the rapid expansion of rubber cultivation, but the dominant factor was a massive system of exploitation of immigrant workers. Between 1840 and 1940, approximately 4 million people, traveled from India to Malaya.</w:t>
+      </w:r>
+      <w:r>
+        <w:rPr>
+          <w:rStyle w:val="FootnoteReference"/>
+        </w:rPr>
+        <w:footnoteReference w:id="4"/>
+      </w:r>
+      <w:r>
+        <w:rPr/>
+        <w:t xml:space="preserve"> Most of this migration happened after rubber plantations were established at the turn of the century - </w:t>
+      </w:r>
+      <w:r>
+        <w:rPr/>
+        <w:t>on average almost 100,000 Indians migrated annually by the end of the 1910s</w:t>
+      </w:r>
+      <w:r>
+        <w:rPr/>
+        <w:t>.</w:t>
+      </w:r>
+      <w:r>
+        <w:rPr>
+          <w:rStyle w:val="FootnoteReference"/>
+        </w:rPr>
+        <w:footnoteReference w:id="5"/>
+      </w:r>
+      <w:r>
+        <w:rPr/>
+        <w:t xml:space="preserve"> </w:t>
+      </w:r>
+      <w:r>
+        <w:rPr/>
+        <w:t xml:space="preserve">Initially </w:t>
+      </w:r>
+      <w:r>
+        <w:rPr/>
+        <w:t xml:space="preserve">migrant workers </w:t>
+      </w:r>
+      <w:r>
+        <w:rPr/>
+        <w:t xml:space="preserve">were indentured - unfree for the length of their contract - but due to international pressure, indenture for Indian workers in Malaya was abolished in 1910. These workers, without whom the rapid expansion of rubber production would not have been possible, suddenly found themselves in the middle of a global struggle over the rights of workers and the status of free labor. Indian nationalists and international trade unionists insisted on legal rights of free labor, and so planters and colonial authorities were forced to try and resolve the contradiction between free labor and their desire to compel migrants to work under brutal, but profitable, conditions. </w:t>
+      </w:r>
+    </w:p>
+    <w:p>
+      <w:pPr>
+        <w:pStyle w:val="Normal"/>
+        <w:bidi w:val="0"/>
+        <w:spacing w:lineRule="auto" w:line="480"/>
+        <w:jc w:val="start"/>
+        <w:rPr/>
+      </w:pPr>
+      <w:r>
+        <w:rPr/>
+        <w:tab/>
+        <w:t xml:space="preserve">This contradiction was resolved, for a time, through the exploitation of family and community bonds via what was called the </w:t>
+      </w:r>
+      <w:r>
+        <w:rPr>
+          <w:i/>
+          <w:iCs/>
+        </w:rPr>
+        <w:t>kangany</w:t>
+      </w:r>
+      <w:r>
+        <w:rPr/>
+        <w:t xml:space="preserve"> system. This article will explore how family connections among workers, and between workers and overseers, were used to create a compliant workforce, while maintaining the legal fiction of free labor. I draw on colonial reports of the administrators of British Malaya, as well as the opinions of anti-indenture activists expressed in newspapers and trade union publications to demonstrate how the category of the free wage laborer was transformed in the context of South Asian rubber plantations by the exploitation of family relations, and how this propped up the global rubber industry.</w:t>
+      </w:r>
+    </w:p>
+    <w:p>
+      <w:pPr>
+        <w:pStyle w:val="Normal"/>
+        <w:bidi w:val="0"/>
+        <w:spacing w:lineRule="auto" w:line="480"/>
+        <w:jc w:val="start"/>
+        <w:rPr/>
+      </w:pPr>
+      <w:r>
+        <w:rPr/>
+        <w:tab/>
+      </w:r>
+    </w:p>
+    <w:p>
+      <w:pPr>
+        <w:pStyle w:val="Normal"/>
+        <w:bidi w:val="0"/>
+        <w:spacing w:lineRule="auto" w:line="480"/>
+        <w:jc w:val="start"/>
+        <w:rPr/>
+      </w:pPr>
+      <w:r>
+        <w:rPr>
+          <w:b/>
+          <w:bCs/>
+        </w:rPr>
+        <w:t>The Arrival of Rubber in British Malaya</w:t>
+      </w:r>
+    </w:p>
+    <w:p>
+      <w:pPr>
+        <w:pStyle w:val="Normal"/>
+        <w:bidi w:val="0"/>
+        <w:spacing w:lineRule="auto" w:line="480"/>
+        <w:jc w:val="start"/>
+        <w:rPr/>
+      </w:pPr>
+      <w:r>
+        <w:rPr>
+          <w:b w:val="false"/>
+          <w:bCs w:val="false"/>
+        </w:rPr>
+        <w:tab/>
+        <w:t>Rubber is a naturally occurring compound that can be found in thousands of plants around the globe, such as the common dandelion.</w:t>
+      </w:r>
+      <w:r>
+        <w:rPr>
+          <w:rStyle w:val="FootnoteReference"/>
+          <w:b w:val="false"/>
+          <w:bCs w:val="false"/>
+        </w:rPr>
+        <w:footnoteReference w:id="6"/>
+      </w:r>
+      <w:r>
+        <w:rPr>
+          <w:b w:val="false"/>
+          <w:bCs w:val="false"/>
+        </w:rPr>
+        <w:t xml:space="preserve"> Very few of these plants, however, produce rubber in commercially viable quantities or forms. The vast majority of naturally produced rubber is collected from the </w:t>
+      </w:r>
+      <w:r>
+        <w:rPr>
+          <w:b w:val="false"/>
+          <w:bCs w:val="false"/>
+          <w:i/>
+          <w:iCs/>
+        </w:rPr>
+        <w:t xml:space="preserve">Hevea Brasiliensis </w:t>
+      </w:r>
+      <w:r>
+        <w:rPr>
+          <w:b w:val="false"/>
+          <w:bCs w:val="false"/>
+          <w:i w:val="false"/>
+          <w:iCs w:val="false"/>
+        </w:rPr>
+        <w:t>plant, which grows natively in the Amazon. As early as the 1870s, seeds of the rubber plant were smuggled out of South America to Great Britain where they were studied at Kew Gardens.</w:t>
+      </w:r>
+      <w:r>
+        <w:rPr>
+          <w:rStyle w:val="FootnoteReference"/>
+          <w:b w:val="false"/>
+          <w:bCs w:val="false"/>
+          <w:i w:val="false"/>
+          <w:iCs w:val="false"/>
+        </w:rPr>
+        <w:footnoteReference w:id="7"/>
+      </w:r>
+      <w:r>
+        <w:rPr>
+          <w:b w:val="false"/>
+          <w:bCs w:val="false"/>
+          <w:i w:val="false"/>
+          <w:iCs w:val="false"/>
+        </w:rPr>
+        <w:t xml:space="preserve"> The imperial countries of the West knew that wild-collected rubber from South America and Africa would not be able to meet industry's rising demand, and so they began to experiment with rubber plantations in other parts of the world - most prominantly Malaya. </w:t>
+      </w:r>
+      <w:r>
+        <w:rPr>
+          <w:b w:val="false"/>
+          <w:bCs w:val="false"/>
+          <w:i w:val="false"/>
+          <w:iCs w:val="false"/>
+        </w:rPr>
+        <w:t xml:space="preserve">This section traces how, </w:t>
+      </w:r>
+      <w:r>
+        <w:rPr>
+          <w:b w:val="false"/>
+          <w:bCs w:val="false"/>
+          <w:i w:val="false"/>
+          <w:iCs w:val="false"/>
+        </w:rPr>
+        <w:t>over</w:t>
+      </w:r>
+      <w:r>
+        <w:rPr>
+          <w:b w:val="false"/>
+          <w:bCs w:val="false"/>
+          <w:i w:val="false"/>
+          <w:iCs w:val="false"/>
+        </w:rPr>
+        <w:t xml:space="preserve"> the course of the last decades of the nineteenth century and the first half of the twentieth, Malaya </w:t>
+      </w:r>
+      <w:r>
+        <w:rPr>
+          <w:b w:val="false"/>
+          <w:bCs w:val="false"/>
+          <w:i w:val="false"/>
+          <w:iCs w:val="false"/>
+        </w:rPr>
+        <w:t>was</w:t>
+      </w:r>
+      <w:r>
+        <w:rPr>
+          <w:b w:val="false"/>
+          <w:bCs w:val="false"/>
+          <w:i w:val="false"/>
+          <w:iCs w:val="false"/>
+        </w:rPr>
+        <w:t xml:space="preserve"> transformed from a predominantly peasant society into a highly specialized producer of plantation rubber</w:t>
+      </w:r>
+      <w:r>
+        <w:rPr>
+          <w:b w:val="false"/>
+          <w:bCs w:val="false"/>
+          <w:i w:val="false"/>
+          <w:iCs w:val="false"/>
+        </w:rPr>
+        <w:t>.</w:t>
+      </w:r>
+    </w:p>
+    <w:p>
+      <w:pPr>
+        <w:pStyle w:val="Normal"/>
+        <w:bidi w:val="0"/>
+        <w:spacing w:lineRule="auto" w:line="480"/>
+        <w:jc w:val="start"/>
+        <w:rPr/>
+      </w:pPr>
+      <w:r>
+        <w:rPr>
+          <w:b w:val="false"/>
+          <w:bCs w:val="false"/>
+          <w:i w:val="false"/>
+          <w:iCs w:val="false"/>
+        </w:rPr>
+        <w:tab/>
+      </w:r>
+      <w:r>
+        <w:rPr>
+          <w:b w:val="false"/>
+          <w:bCs w:val="false"/>
+          <w:i w:val="false"/>
+          <w:iCs w:val="false"/>
+        </w:rPr>
+        <w:t>In the nineteenth century, European states established a system of botanical research as a component of imperial governance. The system was centered on botanical gardens, such as Kew Gardens in London, which collected and studied specimens from around the world. The purpose of this was not merely the advancement of science, as "[i]n 1879, Kew acquired the vegetable collections of the India Museum and established a museum of economic botany with samples and illustrations of every possible use for vegetable products."</w:t>
+      </w:r>
+      <w:r>
+        <w:rPr>
+          <w:rStyle w:val="FootnoteReference"/>
+          <w:b w:val="false"/>
+          <w:bCs w:val="false"/>
+          <w:i w:val="false"/>
+          <w:iCs w:val="false"/>
+        </w:rPr>
+        <w:footnoteReference w:id="8"/>
+      </w:r>
+      <w:r>
+        <w:rPr>
+          <w:b w:val="false"/>
+          <w:bCs w:val="false"/>
+          <w:i w:val="false"/>
+          <w:iCs w:val="false"/>
+        </w:rPr>
+        <w:t xml:space="preserve"> Daniel Headricks notes that Kew soon became an imperial institution, and "[b]y the turn of the century, alumni of Kew were serving as directors of botanical gardens, forest departments, and agricultural research stations throughout the empire."</w:t>
+      </w:r>
+      <w:r>
+        <w:rPr>
+          <w:rStyle w:val="FootnoteReference"/>
+          <w:b w:val="false"/>
+          <w:bCs w:val="false"/>
+          <w:i w:val="false"/>
+          <w:iCs w:val="false"/>
+        </w:rPr>
+        <w:footnoteReference w:id="9"/>
+      </w:r>
+      <w:r>
+        <w:rPr>
+          <w:b w:val="false"/>
+          <w:bCs w:val="false"/>
+          <w:i w:val="false"/>
+          <w:iCs w:val="false"/>
+        </w:rPr>
+        <w:t xml:space="preserve"> Kew was instrumental in researching crops and establishing the colonial plantations that dominated the "fertile, well-watered, but vacant lands, such as existed in Ceylon, Malaya, Sumatra, Assam, and Indochina."</w:t>
+      </w:r>
+      <w:r>
+        <w:rPr>
+          <w:rStyle w:val="FootnoteReference"/>
+          <w:b w:val="false"/>
+          <w:bCs w:val="false"/>
+          <w:i w:val="false"/>
+          <w:iCs w:val="false"/>
+        </w:rPr>
+        <w:footnoteReference w:id="10"/>
+      </w:r>
+      <w:r>
+        <w:rPr>
+          <w:b w:val="false"/>
+          <w:bCs w:val="false"/>
+          <w:i w:val="false"/>
+          <w:iCs w:val="false"/>
+        </w:rPr>
+        <w:t xml:space="preserve"> </w:t>
+      </w:r>
+    </w:p>
+    <w:p>
+      <w:pPr>
+        <w:pStyle w:val="Normal"/>
+        <w:bidi w:val="0"/>
+        <w:spacing w:lineRule="auto" w:line="480"/>
+        <w:jc w:val="start"/>
+        <w:rPr/>
+      </w:pPr>
+      <w:r>
+        <w:rPr>
+          <w:b w:val="false"/>
+          <w:bCs w:val="false"/>
+          <w:i w:val="false"/>
+          <w:iCs w:val="false"/>
+        </w:rPr>
+        <w:tab/>
+        <w:t xml:space="preserve">Vacant is not </w:t>
+      </w:r>
+      <w:r>
+        <w:rPr>
+          <w:b w:val="false"/>
+          <w:bCs w:val="false"/>
+          <w:i w:val="false"/>
+          <w:iCs w:val="false"/>
+        </w:rPr>
+        <w:t xml:space="preserve">the right word as each of these places was populated by indigenous peoples - if sparsely in comparison to today. It is true, however, that the new plantations required more labor than could be extracted from the local population. Ceylon and Malaya especially required the large scale importation of migrant laborers to run the coffee (Ceylon) and rubber (Malaya) plantations and extract the tin (also Malaya) that were so important to the British Empire. The Empire tried to put a positive spin on this, downplaying the human cost of these developments. </w:t>
+      </w:r>
+      <w:r>
+        <w:rPr>
+          <w:b w:val="false"/>
+          <w:bCs w:val="false"/>
+          <w:i w:val="false"/>
+          <w:iCs w:val="false"/>
+        </w:rPr>
+        <w:t xml:space="preserve">In the 1926 </w:t>
+      </w:r>
+      <w:r>
+        <w:rPr>
+          <w:b w:val="false"/>
+          <w:bCs w:val="false"/>
+          <w:i/>
+          <w:iCs/>
+        </w:rPr>
+        <w:t>Handbook to British Malaya</w:t>
+      </w:r>
+      <w:r>
+        <w:rPr>
+          <w:b w:val="false"/>
+          <w:bCs w:val="false"/>
+          <w:i w:val="false"/>
+          <w:iCs w:val="false"/>
+        </w:rPr>
+        <w:t>, prepared by the colonial apparatus of the Malayan Civil Service, the contention is made that "[t]rade, and not imperialistic aspiration, was the motive which brought the British to Malaya; the Spaniards and the Portuguese were the missionaries and conquerors." Although the trading posts and factories were to be transformed into forts, "[t]he consideration with which the natives were treated when our trade depended on their goodwill was continued as a matter of principle when the trading station became a colony."</w:t>
+      </w:r>
+      <w:r>
+        <w:rPr>
+          <w:rStyle w:val="FootnoteReference"/>
+          <w:b w:val="false"/>
+          <w:bCs w:val="false"/>
+          <w:i w:val="false"/>
+          <w:iCs w:val="false"/>
+        </w:rPr>
+        <w:footnoteReference w:id="11"/>
+      </w:r>
+      <w:r>
+        <w:rPr>
+          <w:b w:val="false"/>
+          <w:bCs w:val="false"/>
+          <w:i w:val="false"/>
+          <w:iCs w:val="false"/>
+        </w:rPr>
+        <w:t xml:space="preserve"> This description would surely come as a surprise to the predominantly Indian laborers on Malayan rubber estates whose exploitation at the hands of the British attracted the ire of groups ranging from local social activists to nationalists and reformers in India to communists in Britain itself.</w:t>
+      </w:r>
+      <w:r>
+        <w:rPr>
+          <w:b w:val="false"/>
+          <w:bCs w:val="false"/>
+          <w:i w:val="false"/>
+          <w:iCs w:val="false"/>
+        </w:rPr>
+        <w:t xml:space="preserve"> </w:t>
+      </w:r>
+      <w:r>
+        <w:rPr>
+          <w:b w:val="false"/>
+          <w:bCs w:val="false"/>
+        </w:rPr>
+        <w:t>It does, however, indicate a desire on the part of the British colonizers to present at least the image of a free and equal partnership between themselves and the peoples they colonized in Malaya.</w:t>
+      </w:r>
+    </w:p>
+    <w:p>
+      <w:pPr>
+        <w:pStyle w:val="Normal"/>
+        <w:bidi w:val="0"/>
+        <w:spacing w:lineRule="auto" w:line="480"/>
+        <w:jc w:val="start"/>
+        <w:rPr/>
+      </w:pPr>
+      <w:r>
+        <w:rPr>
+          <w:b w:val="false"/>
+          <w:bCs w:val="false"/>
+          <w:i/>
+          <w:iCs/>
+        </w:rPr>
+        <w:tab/>
+      </w:r>
+      <w:r>
+        <w:rPr>
+          <w:b w:val="false"/>
+          <w:bCs w:val="false"/>
+          <w:i w:val="false"/>
+          <w:iCs w:val="false"/>
+        </w:rPr>
+        <w:t>The first British interests in Malaya were the Straits Settlements</w:t>
+      </w:r>
+      <w:r>
+        <w:rPr>
+          <w:b w:val="false"/>
+          <w:bCs w:val="false"/>
+          <w:i w:val="false"/>
+          <w:iCs w:val="false"/>
+        </w:rPr>
+        <w:t xml:space="preserve">: </w:t>
+      </w:r>
+      <w:r>
+        <w:rPr>
+          <w:b w:val="false"/>
+          <w:bCs w:val="false"/>
+          <w:i w:val="false"/>
+          <w:iCs w:val="false"/>
+        </w:rPr>
+        <w:t>Singapore, Penang, Malacca</w:t>
+      </w:r>
+      <w:r>
+        <w:rPr>
+          <w:b w:val="false"/>
+          <w:bCs w:val="false"/>
+          <w:i w:val="false"/>
+          <w:iCs w:val="false"/>
+        </w:rPr>
+        <w:t>,</w:t>
+      </w:r>
+      <w:r>
+        <w:rPr>
+          <w:b w:val="false"/>
+          <w:bCs w:val="false"/>
+          <w:i w:val="false"/>
+          <w:iCs w:val="false"/>
+        </w:rPr>
+        <w:t xml:space="preserve"> and Dinding. These were primarily port cities, but they included some rural holdings that would become important agricultural producers. Throughout the British occupation of Malaya, the Straits Settlements served as the primary points of dis/embarkation for laborers coming to find work, or leaving for home at the end of their contracts. They were governed as part of British India until 1867 when they were constituted as a separate colony. At the end of the nineteenth century, the four Federated Malay States, Perak, Selangor, Negri Sembilan and Pahang, came under the administration of the British, and over the next few years, the Unfederated Malay States of Johor, Kedah, Kelantan, Perlis, and Terengganu also accepted British 'advisors'. </w:t>
+      </w:r>
+    </w:p>
+    <w:p>
+      <w:pPr>
+        <w:pStyle w:val="Normal"/>
+        <w:bidi w:val="0"/>
+        <w:spacing w:lineRule="auto" w:line="480"/>
+        <w:jc w:val="start"/>
+        <w:rPr/>
+      </w:pPr>
+      <w:r>
+        <w:rPr>
+          <w:b w:val="false"/>
+          <w:bCs w:val="false"/>
+          <w:i w:val="false"/>
+          <w:iCs w:val="false"/>
+        </w:rPr>
+        <w:tab/>
+        <w:t>During this period of consolidation, the primary economic activity was tin mining, largely run on Chinese labor and backed by Chinese capital. Historian Jomo K. S. notes that tin production just from the state of Perak "rose from 650 tons in 1874 to 18,810 tons in 1893, while the other States produced 18,930 tons."</w:t>
+      </w:r>
+      <w:r>
+        <w:rPr>
+          <w:rStyle w:val="FootnoteReference"/>
+          <w:b w:val="false"/>
+          <w:bCs w:val="false"/>
+          <w:i w:val="false"/>
+          <w:iCs w:val="false"/>
+        </w:rPr>
+        <w:footnoteReference w:id="12"/>
+      </w:r>
+      <w:r>
+        <w:rPr>
+          <w:b w:val="false"/>
+          <w:bCs w:val="false"/>
+          <w:i w:val="false"/>
+          <w:iCs w:val="false"/>
+        </w:rPr>
+        <w:t xml:space="preserve"> This precipitous increase in production, driven by the development of British tin-plating, presented a problem for the largely peasant population of Malaya: "As there was no Malay proletariat who could be set to work on the mines, the existing Malay rulers agreed to arrangements from which they obtained large commissions from Chinese miners."</w:t>
+      </w:r>
+      <w:r>
+        <w:rPr>
+          <w:rStyle w:val="FootnoteReference"/>
+          <w:b w:val="false"/>
+          <w:bCs w:val="false"/>
+          <w:i w:val="false"/>
+          <w:iCs w:val="false"/>
+        </w:rPr>
+        <w:footnoteReference w:id="13"/>
+      </w:r>
+      <w:r>
+        <w:rPr>
+          <w:b w:val="false"/>
+          <w:bCs w:val="false"/>
+          <w:i w:val="false"/>
+          <w:iCs w:val="false"/>
+        </w:rPr>
+        <w:t xml:space="preserve"> By 1900, the Chinese population of the Federated Malay States was about 300,000, about 80% of which was employed in tin mines. This pattern of importing foreign workers to fulfill a labor demand that the indigenous population would not or could not meet would continue with the subsequent rise of Malayan agriculture.</w:t>
+      </w:r>
+    </w:p>
+    <w:p>
+      <w:pPr>
+        <w:pStyle w:val="Normal"/>
+        <w:bidi w:val="0"/>
+        <w:spacing w:lineRule="auto" w:line="480"/>
+        <w:jc w:val="start"/>
+        <w:rPr/>
+      </w:pPr>
+      <w:r>
+        <w:rPr>
+          <w:b w:val="false"/>
+          <w:bCs w:val="false"/>
+          <w:i w:val="false"/>
+          <w:iCs w:val="false"/>
+        </w:rPr>
+        <w:tab/>
+        <w:t>Despite the dominance of tin, British authorities tried to encourage agricultural production. J Norman Parmer quotes the Secretary of State for the Colonies as writing in 1895 that the development of Malayan agriculture was the "point of greatest importance" if the Malay States were to remain profitable "when their mineral resources in the course of years show signs of depletion."</w:t>
+      </w:r>
+      <w:r>
+        <w:rPr>
+          <w:rStyle w:val="FootnoteReference"/>
+          <w:b w:val="false"/>
+          <w:bCs w:val="false"/>
+          <w:i w:val="false"/>
+          <w:iCs w:val="false"/>
+        </w:rPr>
+        <w:footnoteReference w:id="14"/>
+      </w:r>
+      <w:r>
+        <w:rPr>
+          <w:b w:val="false"/>
+          <w:bCs w:val="false"/>
+          <w:i w:val="false"/>
+          <w:iCs w:val="false"/>
+        </w:rPr>
+        <w:t xml:space="preserve"> Parmer notes that miners "felt strongly that the government was being biased and ungrateful. They correctly pointed out that the planters were being subsidized with the revenues which the mines produced."</w:t>
+      </w:r>
+      <w:r>
+        <w:rPr>
+          <w:rStyle w:val="FootnoteReference"/>
+          <w:b w:val="false"/>
+          <w:bCs w:val="false"/>
+          <w:i w:val="false"/>
+          <w:iCs w:val="false"/>
+        </w:rPr>
+        <w:footnoteReference w:id="15"/>
+      </w:r>
+      <w:r>
+        <w:rPr>
+          <w:b w:val="false"/>
+          <w:bCs w:val="false"/>
+          <w:i w:val="false"/>
+          <w:iCs w:val="false"/>
+        </w:rPr>
+        <w:t xml:space="preserve"> The most important crop throughout most of the nineteenth century was sugar which was planted in estates that were, like the tin mines, mostly owned by Chinese capital. According to Parmer, the British were at first reluctant to invest capital in Malayan plantations until "a leaf disease and bad times"</w:t>
+      </w:r>
+      <w:r>
+        <w:rPr>
+          <w:rStyle w:val="FootnoteReference"/>
+          <w:b w:val="false"/>
+          <w:bCs w:val="false"/>
+          <w:i w:val="false"/>
+          <w:iCs w:val="false"/>
+        </w:rPr>
+        <w:footnoteReference w:id="16"/>
+      </w:r>
+      <w:r>
+        <w:rPr>
+          <w:b w:val="false"/>
+          <w:bCs w:val="false"/>
+          <w:i w:val="false"/>
+          <w:iCs w:val="false"/>
+        </w:rPr>
+        <w:t xml:space="preserve"> ruined coffee crops in Ceylon, forcing planters to look elsewhere to grow the crop. Coffee moved to Malay in the 1880s, and "[g]ood coffee prices in 1894-1895 furnished an impetus to the extension of coffee planting."</w:t>
+      </w:r>
+      <w:r>
+        <w:rPr>
+          <w:rStyle w:val="FootnoteReference"/>
+          <w:b w:val="false"/>
+          <w:bCs w:val="false"/>
+          <w:i w:val="false"/>
+          <w:iCs w:val="false"/>
+        </w:rPr>
+        <w:footnoteReference w:id="17"/>
+      </w:r>
+      <w:r>
+        <w:rPr>
+          <w:b w:val="false"/>
+          <w:bCs w:val="false"/>
+          <w:i w:val="false"/>
+          <w:iCs w:val="false"/>
+        </w:rPr>
+        <w:t xml:space="preserve"> By the 1896, there were 47,000 acres in over 70 coffee plantations backed by </w:t>
+      </w:r>
+      <w:r>
+        <w:rPr>
+          <w:b w:val="false"/>
+          <w:bCs w:val="false"/>
+          <w:i w:val="false"/>
+          <w:iCs w:val="false"/>
+        </w:rPr>
+        <w:t>British</w:t>
+      </w:r>
+      <w:r>
+        <w:rPr>
+          <w:b w:val="false"/>
+          <w:bCs w:val="false"/>
+          <w:i w:val="false"/>
+          <w:iCs w:val="false"/>
+        </w:rPr>
+        <w:t xml:space="preserve"> capital in Malaya, rivaling the economic output of the Chinese sugar estates. Almost immediately, however, the coffee price fell, and planters began to look again for alternative crops to maintain the profitability of their plantations. The most profitable of these was to be rubber.</w:t>
+      </w:r>
+    </w:p>
+    <w:p>
+      <w:pPr>
+        <w:pStyle w:val="Normal"/>
+        <w:bidi w:val="0"/>
+        <w:spacing w:lineRule="auto" w:line="480"/>
+        <w:jc w:val="start"/>
+        <w:rPr/>
+      </w:pPr>
+      <w:r>
+        <w:rPr>
+          <w:b w:val="false"/>
+          <w:bCs w:val="false"/>
+          <w:i w:val="false"/>
+          <w:iCs w:val="false"/>
+        </w:rPr>
+        <w:tab/>
+      </w:r>
+      <w:r>
+        <w:rPr>
+          <w:b w:val="false"/>
+          <w:bCs w:val="false"/>
+          <w:i w:val="false"/>
+          <w:iCs w:val="false"/>
+        </w:rPr>
+        <w:t>Small rubber plantations had been established by the British in Assam in 1873,</w:t>
+      </w:r>
+      <w:r>
+        <w:rPr>
+          <w:b w:val="false"/>
+          <w:bCs w:val="false"/>
+          <w:i w:val="false"/>
+          <w:iCs w:val="false"/>
+        </w:rPr>
+        <w:t xml:space="preserve"> although they were unsuccessful and failed within a few years.</w:t>
+      </w:r>
+      <w:r>
+        <w:rPr>
+          <w:b w:val="false"/>
+          <w:bCs w:val="false"/>
+          <w:i w:val="false"/>
+          <w:iCs w:val="false"/>
+        </w:rPr>
+        <w:t xml:space="preserve"> Despite the cutting edge botanical research at Kew, transfers were a risky business.</w:t>
+      </w:r>
+      <w:r>
+        <w:rPr>
+          <w:b w:val="false"/>
+          <w:bCs w:val="false"/>
+          <w:i w:val="false"/>
+          <w:iCs w:val="false"/>
+        </w:rPr>
+        <w:t xml:space="preserve"> In 1876, Henry Wickham famously smuggled 70,000 rubber seeds out of Brazil, </w:t>
+      </w:r>
+      <w:r>
+        <w:rPr>
+          <w:b w:val="false"/>
+          <w:bCs w:val="false"/>
+          <w:i w:val="false"/>
+          <w:iCs w:val="false"/>
+        </w:rPr>
+        <w:t>but only 2,700 germinated. Of these 2,000 made it to Ceylon, where they were distributed among other research stations in Asia. Most of these transfers also came to naught, but "[t]he one transfer that mattered was the shipment of twenty-two seedlings from Ceylon to Singapore in 1877. Nine were planted in the garden of Sir Hugh Low, the British resident at Kuala Kangsar in Perak, while the rest remained in the Singapore Botanic Garden.</w:t>
+      </w:r>
+    </w:p>
+    <w:p>
+      <w:pPr>
+        <w:pStyle w:val="Normal"/>
+        <w:bidi w:val="0"/>
+        <w:spacing w:lineRule="auto" w:line="480"/>
+        <w:jc w:val="start"/>
+        <w:rPr/>
+      </w:pPr>
+      <w:r>
+        <w:rPr>
+          <w:b w:val="false"/>
+          <w:bCs w:val="false"/>
+          <w:i w:val="false"/>
+          <w:iCs w:val="false"/>
+        </w:rPr>
+        <w:t>These twenty-two seedlings are the ancestors of almost all the rubber trees in Southeast Asia today."</w:t>
+      </w:r>
+      <w:r>
+        <w:rPr>
+          <w:rStyle w:val="FootnoteReference"/>
+          <w:b w:val="false"/>
+          <w:bCs w:val="false"/>
+          <w:i w:val="false"/>
+          <w:iCs w:val="false"/>
+        </w:rPr>
+        <w:footnoteReference w:id="18"/>
+      </w:r>
+      <w:r>
+        <w:rPr>
+          <w:b w:val="false"/>
+          <w:bCs w:val="false"/>
+          <w:i w:val="false"/>
+          <w:iCs w:val="false"/>
+        </w:rPr>
+        <w:t xml:space="preserve"> The Dutch East Indies would later become rubber power in their own right, but they lagged behind Malaya for many decades, not catching up in production until the late 1920s.</w:t>
+      </w:r>
+      <w:r>
+        <w:rPr>
+          <w:rStyle w:val="FootnoteReference"/>
+          <w:b w:val="false"/>
+          <w:bCs w:val="false"/>
+          <w:i w:val="false"/>
+          <w:iCs w:val="false"/>
+        </w:rPr>
+        <w:footnoteReference w:id="19"/>
+      </w:r>
+    </w:p>
+    <w:p>
+      <w:pPr>
+        <w:pStyle w:val="Normal"/>
+        <w:bidi w:val="0"/>
+        <w:spacing w:lineRule="auto" w:line="480"/>
+        <w:jc w:val="start"/>
+        <w:rPr/>
+      </w:pPr>
+      <w:r>
+        <w:rPr>
+          <w:b w:val="false"/>
+          <w:bCs w:val="false"/>
+          <w:i w:val="false"/>
+          <w:iCs w:val="false"/>
+        </w:rPr>
+        <w:tab/>
+      </w:r>
+      <w:r>
+        <w:rPr>
+          <w:b w:val="false"/>
+          <w:bCs w:val="false"/>
+          <w:i w:val="false"/>
+          <w:iCs w:val="false"/>
+        </w:rPr>
+        <w:t xml:space="preserve">For many years </w:t>
+      </w:r>
+      <w:r>
+        <w:rPr>
+          <w:b w:val="false"/>
+          <w:bCs w:val="false"/>
+          <w:i w:val="false"/>
+          <w:iCs w:val="false"/>
+        </w:rPr>
+        <w:t>a</w:t>
+      </w:r>
+      <w:r>
+        <w:rPr>
+          <w:b w:val="false"/>
+          <w:bCs w:val="false"/>
+          <w:i w:val="false"/>
+          <w:iCs w:val="false"/>
+        </w:rPr>
+        <w:t>fter its first planting</w:t>
+      </w:r>
+      <w:r>
+        <w:rPr>
+          <w:b w:val="false"/>
+          <w:bCs w:val="false"/>
+          <w:i w:val="false"/>
+          <w:iCs w:val="false"/>
+        </w:rPr>
+        <w:t>, rubber</w:t>
+      </w:r>
+      <w:r>
+        <w:rPr>
+          <w:b w:val="false"/>
+          <w:bCs w:val="false"/>
+          <w:i w:val="false"/>
+          <w:iCs w:val="false"/>
+        </w:rPr>
+        <w:t xml:space="preserve"> remained a marginal crop in Malaya, mostly grown in state research gardens. It wasn't until the </w:t>
+      </w:r>
+      <w:r>
+        <w:rPr>
+          <w:b w:val="false"/>
+          <w:bCs w:val="false"/>
+          <w:i w:val="false"/>
+          <w:iCs w:val="false"/>
+        </w:rPr>
+        <w:t xml:space="preserve">collapse of </w:t>
+      </w:r>
+      <w:r>
+        <w:rPr>
+          <w:b w:val="false"/>
+          <w:bCs w:val="false"/>
+          <w:i w:val="false"/>
+          <w:iCs w:val="false"/>
+        </w:rPr>
+        <w:t>co</w:t>
+      </w:r>
+      <w:r>
+        <w:rPr>
+          <w:b w:val="false"/>
+          <w:bCs w:val="false"/>
+          <w:i w:val="false"/>
+          <w:iCs w:val="false"/>
+        </w:rPr>
+        <w:t>ffee</w:t>
+      </w:r>
+      <w:r>
+        <w:rPr>
+          <w:b w:val="false"/>
+          <w:bCs w:val="false"/>
+          <w:i w:val="false"/>
+          <w:iCs w:val="false"/>
+        </w:rPr>
+        <w:t xml:space="preserve"> price</w:t>
+      </w:r>
+      <w:r>
+        <w:rPr>
+          <w:b w:val="false"/>
+          <w:bCs w:val="false"/>
+          <w:i w:val="false"/>
+          <w:iCs w:val="false"/>
+        </w:rPr>
+        <w:t>s</w:t>
+      </w:r>
+      <w:r>
+        <w:rPr>
+          <w:b w:val="false"/>
+          <w:bCs w:val="false"/>
+          <w:i w:val="false"/>
+          <w:iCs w:val="false"/>
+        </w:rPr>
+        <w:t xml:space="preserve"> in the 1890s that Malayan planters began to plant it in earnest. Rising</w:t>
+      </w:r>
+      <w:r>
+        <w:rPr>
+          <w:b w:val="false"/>
+          <w:bCs w:val="false"/>
+          <w:i w:val="false"/>
+          <w:iCs w:val="false"/>
+        </w:rPr>
+        <w:t xml:space="preserve"> rubber</w:t>
+      </w:r>
+      <w:r>
+        <w:rPr>
+          <w:b w:val="false"/>
+          <w:bCs w:val="false"/>
+          <w:i w:val="false"/>
+          <w:iCs w:val="false"/>
+        </w:rPr>
+        <w:t xml:space="preserve"> prices driven by the automotive industry's increasing demand for rubber as well as governmental incentives  encouraged planters to convert more and more of their plantation acreage to rubber. The labor force on rubber estates grew to over 100,000 workers by 1910, a need that could be met neither by Chinese immigrants who were mostly employed in the still-productive tin mines, nor by the indigenous Malayan population. The next section will focus on the consolidation of smaller holdings into large rubber plantations, and the recruitment of Indian labor to work them.</w:t>
+      </w:r>
+    </w:p>
+    <w:p>
+      <w:pPr>
+        <w:pStyle w:val="Normal"/>
+        <w:bidi w:val="0"/>
+        <w:spacing w:lineRule="auto" w:line="480"/>
+        <w:jc w:val="start"/>
+        <w:rPr>
+          <w:rFonts w:ascii="Liberation Serif" w:hAnsi="Liberation Serif"/>
+          <w:b w:val="false"/>
+          <w:bCs w:val="false"/>
+          <w:i w:val="false"/>
+          <w:i w:val="false"/>
+          <w:iCs w:val="false"/>
+        </w:rPr>
+      </w:pPr>
+      <w:r>
+        <w:rPr>
+          <w:b w:val="false"/>
+          <w:bCs w:val="false"/>
+          <w:i w:val="false"/>
+          <w:iCs w:val="false"/>
+        </w:rPr>
+      </w:r>
+    </w:p>
+    <w:p>
+      <w:pPr>
+        <w:pStyle w:val="Normal"/>
+        <w:bidi w:val="0"/>
+        <w:spacing w:lineRule="auto" w:line="480"/>
+        <w:jc w:val="start"/>
+        <w:rPr/>
+      </w:pPr>
+      <w:r>
+        <w:rPr>
+          <w:b/>
+          <w:bCs/>
           <w:i w:val="false"/>
           <w:iCs w:val="false"/>
         </w:rPr>
@@ -696,7 +1201,7 @@
           <w:i w:val="false"/>
           <w:iCs w:val="false"/>
         </w:rPr>
-        <w:footnoteReference w:id="15"/>
+        <w:footnoteReference w:id="20"/>
       </w:r>
       <w:r>
         <w:rPr>
@@ -724,17 +1229,53 @@
           <w:iCs w:val="false"/>
         </w:rPr>
         <w:tab/>
-        <w:t>The labor requirement to cultivate this crop was massive, though the plantation labor force fluctuated wildly. From 58,073 laborers in 1907, the employment on large estates rose to the twentieth century high of 332,300 in 1946. In the interim there were local peaks of 237,128 and 258,780 in 1919 and 1929 respectively, each of which was followed by a dramatic crash in which the labor pool contracted by a third to a half (down to 156,341 in 1921 and 123,924 in 1933).</w:t>
-      </w:r>
-      <w:r>
-        <w:rPr>
-          <w:rStyle w:val="FootnoteReference"/>
-          <w:b w:val="false"/>
-          <w:bCs w:val="false"/>
-          <w:i w:val="false"/>
-          <w:iCs w:val="false"/>
-        </w:rPr>
-        <w:footnoteReference w:id="16"/>
+        <w:t xml:space="preserve">The labor </w:t>
+      </w:r>
+      <w:r>
+        <w:rPr>
+          <w:b w:val="false"/>
+          <w:bCs w:val="false"/>
+          <w:i w:val="false"/>
+          <w:iCs w:val="false"/>
+        </w:rPr>
+        <w:t>required</w:t>
+      </w:r>
+      <w:r>
+        <w:rPr>
+          <w:b w:val="false"/>
+          <w:bCs w:val="false"/>
+          <w:i w:val="false"/>
+          <w:iCs w:val="false"/>
+        </w:rPr>
+        <w:t xml:space="preserve"> to cultivate this crop was massive, though the plantation labor force fluctuated </w:t>
+      </w:r>
+      <w:r>
+        <w:rPr>
+          <w:b w:val="false"/>
+          <w:bCs w:val="false"/>
+          <w:i w:val="false"/>
+          <w:iCs w:val="false"/>
+        </w:rPr>
+        <w:t>over the decates</w:t>
+      </w:r>
+      <w:r>
+        <w:rPr>
+          <w:b w:val="false"/>
+          <w:bCs w:val="false"/>
+          <w:i w:val="false"/>
+          <w:iCs w:val="false"/>
+        </w:rPr>
+        <w:t>. From 58,073 laborers in 1907, the employment on large estates rose to the twentieth century high of 332,300 in 1946. In the interim there were local peaks of 237,128 and 258,780 in 1919 and 1929 respectively, each of which was followed by a dramatic crash in which the labor pool contracted by a third to a half (down to 156,341 in 1921 and 123,924 in 1933).</w:t>
+      </w:r>
+      <w:r>
+        <w:rPr>
+          <w:rStyle w:val="FootnoteReference"/>
+          <w:b w:val="false"/>
+          <w:bCs w:val="false"/>
+          <w:i w:val="false"/>
+          <w:iCs w:val="false"/>
+        </w:rPr>
+        <w:footnoteReference w:id="21"/>
       </w:r>
       <w:r>
         <w:rPr>
@@ -753,26 +1294,44 @@
           <w:i w:val="false"/>
           <w:iCs w:val="false"/>
         </w:rPr>
-        <w:footnoteReference w:id="17"/>
-      </w:r>
-      <w:r>
-        <w:rPr>
-          <w:b w:val="false"/>
-          <w:bCs w:val="false"/>
-          <w:i w:val="false"/>
-          <w:iCs w:val="false"/>
-        </w:rPr>
-        <w:t xml:space="preserve"> - the demands of rubber production transformed the patterns of human mobility across the bay. As labor requirements and migration increased, largely comprising Tamil workers from Madras, so too did the administrative apparatus that governed migration. Over the course of the early twentieth century, the governments of India and Malaya, Malayan small-holders and European planters all formed associations and committees to try to direct the flow of workers to their own benefit. Through their negotiations, a complex set of labor and citizenship categories were developed. Amrith says that the increased governance of Tamil migration "linked the two coasts of the Bay of Bengal more closely together, and at the same time introduced new distinctions between different kinds of migration - free and unfree; 'assisted' and 'unassisted'; Chinese and Tamil - and between migrants and indigenes in Malaya."</w:t>
-      </w:r>
-      <w:r>
-        <w:rPr>
-          <w:rStyle w:val="FootnoteReference"/>
-          <w:b w:val="false"/>
-          <w:bCs w:val="false"/>
-          <w:i w:val="false"/>
-          <w:iCs w:val="false"/>
-        </w:rPr>
-        <w:footnoteReference w:id="18"/>
+        <w:footnoteReference w:id="22"/>
+      </w:r>
+      <w:r>
+        <w:rPr>
+          <w:b w:val="false"/>
+          <w:bCs w:val="false"/>
+          <w:i w:val="false"/>
+          <w:iCs w:val="false"/>
+        </w:rPr>
+        <w:t xml:space="preserve"> - the demands of rubber production transformed the patterns of human mobility across the bay. As labor requirements and migration increased, largely comprising Tamil workers from Madras, so too did the administrative apparatus that governed migration. Over the course of the early twentieth century, the governments of India and Malaya, Malayan small-holders and European planters all formed </w:t>
+      </w:r>
+      <w:r>
+        <w:rPr>
+          <w:b w:val="false"/>
+          <w:bCs w:val="false"/>
+          <w:i w:val="false"/>
+          <w:iCs w:val="false"/>
+        </w:rPr>
+        <w:t xml:space="preserve">various </w:t>
+      </w:r>
+      <w:r>
+        <w:rPr>
+          <w:b w:val="false"/>
+          <w:bCs w:val="false"/>
+          <w:i w:val="false"/>
+          <w:iCs w:val="false"/>
+        </w:rPr>
+        <w:t>associations and committees to try to direct the flow of workers to their own benefit. Through their negotiations, a complex set of labor and citizenship categories were developed. Amrith says that the increased governance of Tamil migration "linked the two coasts of the Bay of Bengal more closely together, and at the same time introduced new distinctions between different kinds of migration - free and unfree; 'assisted' and 'unassisted'; Chinese and Tamil - and between migrants and indigenes in Malaya."</w:t>
+      </w:r>
+      <w:r>
+        <w:rPr>
+          <w:rStyle w:val="FootnoteReference"/>
+          <w:b w:val="false"/>
+          <w:bCs w:val="false"/>
+          <w:i w:val="false"/>
+          <w:iCs w:val="false"/>
+        </w:rPr>
+        <w:footnoteReference w:id="23"/>
       </w:r>
     </w:p>
     <w:p>
@@ -801,7 +1360,7 @@
           <w:i w:val="false"/>
           <w:iCs w:val="false"/>
         </w:rPr>
-        <w:footnoteReference w:id="19"/>
+        <w:footnoteReference w:id="24"/>
       </w:r>
       <w:r>
         <w:rPr>
@@ -858,7 +1417,7 @@
           <w:i w:val="false"/>
           <w:iCs w:val="false"/>
         </w:rPr>
-        <w:footnoteReference w:id="20"/>
+        <w:footnoteReference w:id="25"/>
       </w:r>
       <w:r>
         <w:rPr>
@@ -888,7 +1447,7 @@
           <w:iCs w:val="false"/>
           <w:shd w:fill="auto" w:val="clear"/>
         </w:rPr>
-        <w:footnoteReference w:id="21"/>
+        <w:footnoteReference w:id="26"/>
       </w:r>
       <w:r>
         <w:rPr>
@@ -929,7 +1488,7 @@
           <w:iCs w:val="false"/>
           <w:shd w:fill="auto" w:val="clear"/>
         </w:rPr>
-        <w:footnoteReference w:id="22"/>
+        <w:footnoteReference w:id="27"/>
       </w:r>
       <w:r>
         <w:rPr>
@@ -959,18 +1518,38 @@
           <w:shd w:fill="auto" w:val="clear"/>
         </w:rPr>
         <w:tab/>
-        <w:t>The planters were joined in denouncing emigration by Indian nationalists, although their complaints against indenture had less to do with promoting a domestic labor market, and more to do with bolstering a nascent republicanism that was concerned with the treatment of Indian citizens abroad. M.M. Mani notes that partisans of Indian independence, such as Gopalakrishna Gokhale, Mahatma Ghandi, and C.F. Andrews "wrote in the press and spoke on public platforms requesting the Government to abolish the system of Indentured labour emigration."</w:t>
-      </w:r>
-      <w:r>
-        <w:rPr>
-          <w:rStyle w:val="FootnoteReference"/>
-          <w:b w:val="false"/>
-          <w:bCs w:val="false"/>
-          <w:i w:val="false"/>
-          <w:iCs w:val="false"/>
-          <w:shd w:fill="auto" w:val="clear"/>
-        </w:rPr>
-        <w:footnoteReference w:id="23"/>
+        <w:t>The planters were joined in denouncing emigration by Indian nationalists, although their complaints against indenture had less to do with promoting a domestic labor market, and more to do with bolstering a nascent republicanism that was concerned with the treatment of Indian citizens abroad. M.M. Mani notes that partisans of Indian independence, such as Gopalakrishna Gokhale, Mahatma Gand</w:t>
+      </w:r>
+      <w:r>
+        <w:rPr>
+          <w:b w:val="false"/>
+          <w:bCs w:val="false"/>
+          <w:i w:val="false"/>
+          <w:iCs w:val="false"/>
+          <w:shd w:fill="auto" w:val="clear"/>
+        </w:rPr>
+        <w:t>h</w:t>
+      </w:r>
+      <w:r>
+        <w:rPr>
+          <w:b w:val="false"/>
+          <w:bCs w:val="false"/>
+          <w:i w:val="false"/>
+          <w:iCs w:val="false"/>
+          <w:shd w:fill="auto" w:val="clear"/>
+        </w:rPr>
+        <w:t>i, and C.F. Andrews "wrote in the press and spoke on public platforms requesting the Government to abolish the system of Indentured labour emigration."</w:t>
+      </w:r>
+      <w:r>
+        <w:rPr>
+          <w:rStyle w:val="FootnoteReference"/>
+          <w:b w:val="false"/>
+          <w:bCs w:val="false"/>
+          <w:i w:val="false"/>
+          <w:iCs w:val="false"/>
+          <w:shd w:fill="auto" w:val="clear"/>
+        </w:rPr>
+        <w:footnoteReference w:id="28"/>
       </w:r>
       <w:r>
         <w:rPr>
@@ -1040,18 +1619,38 @@
           <w:iCs w:val="false"/>
           <w:shd w:fill="auto" w:val="clear"/>
         </w:rPr>
-        <w:t>, that "the paper inferred that the self respect of India was hurt by that 'refined and civilized form of slavery'. Commenting on emigration Mahatma Ghandi said that emigration did not do any good to the country from which people emigrated. The returned emigrants were morally corrupt."</w:t>
-      </w:r>
-      <w:r>
-        <w:rPr>
-          <w:rStyle w:val="FootnoteReference"/>
-          <w:b w:val="false"/>
-          <w:bCs w:val="false"/>
-          <w:i w:val="false"/>
-          <w:iCs w:val="false"/>
-          <w:shd w:fill="auto" w:val="clear"/>
-        </w:rPr>
-        <w:footnoteReference w:id="24"/>
+        <w:t>, that "the paper inferred that the self respect of India was hurt by that 'refined and civilized form of slavery'. Commenting on emigration Mahatma Gand</w:t>
+      </w:r>
+      <w:r>
+        <w:rPr>
+          <w:b w:val="false"/>
+          <w:bCs w:val="false"/>
+          <w:i w:val="false"/>
+          <w:iCs w:val="false"/>
+          <w:shd w:fill="auto" w:val="clear"/>
+        </w:rPr>
+        <w:t>h</w:t>
+      </w:r>
+      <w:r>
+        <w:rPr>
+          <w:b w:val="false"/>
+          <w:bCs w:val="false"/>
+          <w:i w:val="false"/>
+          <w:iCs w:val="false"/>
+          <w:shd w:fill="auto" w:val="clear"/>
+        </w:rPr>
+        <w:t>i said that emigration did not do any good to the country from which people emigrated. The returned emigrants were morally corrupt."</w:t>
+      </w:r>
+      <w:r>
+        <w:rPr>
+          <w:rStyle w:val="FootnoteReference"/>
+          <w:b w:val="false"/>
+          <w:bCs w:val="false"/>
+          <w:i w:val="false"/>
+          <w:iCs w:val="false"/>
+          <w:shd w:fill="auto" w:val="clear"/>
+        </w:rPr>
+        <w:footnoteReference w:id="29"/>
       </w:r>
       <w:r>
         <w:rPr>
@@ -1148,7 +1747,7 @@
           <w:i w:val="false"/>
           <w:iCs w:val="false"/>
         </w:rPr>
-        <w:footnoteReference w:id="25"/>
+        <w:footnoteReference w:id="30"/>
       </w:r>
       <w:r>
         <w:rPr>
@@ -1167,7 +1766,7 @@
           <w:i w:val="false"/>
           <w:iCs w:val="false"/>
         </w:rPr>
-        <w:footnoteReference w:id="26"/>
+        <w:footnoteReference w:id="31"/>
       </w:r>
     </w:p>
     <w:p>
@@ -1196,7 +1795,7 @@
           <w:i w:val="false"/>
           <w:iCs w:val="false"/>
         </w:rPr>
-        <w:footnoteReference w:id="27"/>
+        <w:footnoteReference w:id="32"/>
       </w:r>
       <w:r>
         <w:rPr>
@@ -1215,7 +1814,7 @@
           <w:i w:val="false"/>
           <w:iCs w:val="false"/>
         </w:rPr>
-        <w:footnoteReference w:id="28"/>
+        <w:footnoteReference w:id="33"/>
       </w:r>
       <w:r>
         <w:rPr>
@@ -1272,7 +1871,7 @@
           <w:i w:val="false"/>
           <w:iCs w:val="false"/>
         </w:rPr>
-        <w:footnoteReference w:id="29"/>
+        <w:footnoteReference w:id="34"/>
       </w:r>
     </w:p>
     <w:p>
@@ -1301,7 +1900,7 @@
           <w:i w:val="false"/>
           <w:iCs w:val="false"/>
         </w:rPr>
-        <w:footnoteReference w:id="30"/>
+        <w:footnoteReference w:id="35"/>
       </w:r>
       <w:r>
         <w:rPr>
@@ -1340,7 +1939,7 @@
           <w:i w:val="false"/>
           <w:iCs w:val="false"/>
         </w:rPr>
-        <w:footnoteReference w:id="31"/>
+        <w:footnoteReference w:id="36"/>
       </w:r>
       <w:r>
         <w:rPr>
@@ -1406,7 +2005,43 @@
           <w:i w:val="false"/>
           <w:iCs w:val="false"/>
         </w:rPr>
-        <w:t>Kangany Labor and the Families of Tamil Workers</w:t>
+        <w:t xml:space="preserve">The </w:t>
+      </w:r>
+      <w:r>
+        <w:rPr>
+          <w:b/>
+          <w:bCs/>
+          <w:i w:val="false"/>
+          <w:iCs w:val="false"/>
+        </w:rPr>
+        <w:t>Kangany</w:t>
+      </w:r>
+      <w:r>
+        <w:rPr>
+          <w:b/>
+          <w:bCs/>
+          <w:i w:val="false"/>
+          <w:iCs w:val="false"/>
+        </w:rPr>
+        <w:t xml:space="preserve"> System of Recruitment and</w:t>
+      </w:r>
+      <w:r>
+        <w:rPr>
+          <w:b/>
+          <w:bCs/>
+          <w:i w:val="false"/>
+          <w:iCs w:val="false"/>
+        </w:rPr>
+        <w:t xml:space="preserve"> Labor </w:t>
+      </w:r>
+      <w:r>
+        <w:rPr>
+          <w:b/>
+          <w:bCs/>
+          <w:i w:val="false"/>
+          <w:iCs w:val="false"/>
+        </w:rPr>
+        <w:t>Discipline</w:t>
       </w:r>
     </w:p>
     <w:p>
@@ -1443,7 +2078,7 @@
           <w:iCs w:val="false"/>
           <w:shd w:fill="auto" w:val="clear"/>
         </w:rPr>
-        <w:footnoteReference w:id="32"/>
+        <w:footnoteReference w:id="37"/>
       </w:r>
       <w:r>
         <w:rPr>
@@ -1564,31 +2199,95 @@
           <w:iCs w:val="false"/>
           <w:shd w:fill="auto" w:val="clear"/>
         </w:rPr>
-        <w:footnoteReference w:id="33"/>
-      </w:r>
-      <w:r>
-        <w:rPr>
-          <w:b w:val="false"/>
-          <w:bCs w:val="false"/>
-          <w:i w:val="false"/>
-          <w:iCs w:val="false"/>
-          <w:shd w:fill="auto" w:val="clear"/>
-        </w:rPr>
-        <w:t xml:space="preserve"> In this reading, citizenship, equality, and contract-freedom are the constituent components of capitalism that serve as the grounds of contestation in the struggle to supercede capitalism. The sardar system however, as the prevailing structure of the Bengali working class, is based on a rather different social order: hierarchy rather than equality, and labor discipline based on family and community relations and their expectations rather than on the impersonal compulsion of the contract wage. For Chakrabarty, this radically different class structure requires a rethinking of the categories of capitalism and a more careful consideration of the role of 'culture' in the formation of the working classes. </w:t>
-      </w:r>
-    </w:p>
-    <w:p>
-      <w:pPr>
-        <w:pStyle w:val="Normal"/>
-        <w:bidi w:val="0"/>
-        <w:spacing w:lineRule="auto" w:line="480"/>
-        <w:jc w:val="start"/>
-        <w:rPr/>
-      </w:pPr>
-      <w:r>
-        <w:rPr/>
-        <w:tab/>
-        <w:t>Chakrabarty's intervention into the relationship between capitalism and bourgeois social relations is crucial, but his framing often falls short of his own insight. Rather than emphasizing the flexibility of capitalism and its ability to subsume diverse social structures in service of accumulation, he insists that the sardar system is 'precapitalist' or 'prebourgeois', at times indirectly reinforcing a heterodox, stagist conception of capitalist history. It is worth quoting Chakrabarty's discussion of the authority of the sardar over his workers at length:</w:t>
+        <w:footnoteReference w:id="38"/>
+      </w:r>
+      <w:r>
+        <w:rPr>
+          <w:b w:val="false"/>
+          <w:bCs w:val="false"/>
+          <w:i w:val="false"/>
+          <w:iCs w:val="false"/>
+          <w:shd w:fill="auto" w:val="clear"/>
+        </w:rPr>
+        <w:t xml:space="preserve"> In this reading, citizenship, equality, and contract-freedom are the constituent components of capitalism that serve as the grounds of contestation in the struggle to supercede capitalism. The sardar system however, as </w:t>
+      </w:r>
+      <w:r>
+        <w:rPr>
+          <w:b w:val="false"/>
+          <w:bCs w:val="false"/>
+          <w:i w:val="false"/>
+          <w:iCs w:val="false"/>
+          <w:shd w:fill="auto" w:val="clear"/>
+        </w:rPr>
+        <w:t>a</w:t>
+      </w:r>
+      <w:r>
+        <w:rPr>
+          <w:b w:val="false"/>
+          <w:bCs w:val="false"/>
+          <w:i w:val="false"/>
+          <w:iCs w:val="false"/>
+          <w:shd w:fill="auto" w:val="clear"/>
+        </w:rPr>
+        <w:t xml:space="preserve"> </w:t>
+      </w:r>
+      <w:r>
+        <w:rPr>
+          <w:b w:val="false"/>
+          <w:bCs w:val="false"/>
+          <w:i w:val="false"/>
+          <w:iCs w:val="false"/>
+          <w:shd w:fill="auto" w:val="clear"/>
+        </w:rPr>
+        <w:t>prevailing</w:t>
+      </w:r>
+      <w:r>
+        <w:rPr>
+          <w:b w:val="false"/>
+          <w:bCs w:val="false"/>
+          <w:i w:val="false"/>
+          <w:iCs w:val="false"/>
+          <w:shd w:fill="auto" w:val="clear"/>
+        </w:rPr>
+        <w:t xml:space="preserve"> structure of the Bengali working class, is based on a rather different social order: hierarchy rather than equality, and labor discipline based on family and community relations and their expectations rather than on the impersonal compulsion of the contract wage. For Chakrabarty, this radically different class structure requires a rethinking of the categories of capitalism and a more careful consideration of the role of 'culture' in the formation of the working classes. </w:t>
+      </w:r>
+    </w:p>
+    <w:p>
+      <w:pPr>
+        <w:pStyle w:val="Normal"/>
+        <w:bidi w:val="0"/>
+        <w:spacing w:lineRule="auto" w:line="480"/>
+        <w:jc w:val="start"/>
+        <w:rPr/>
+      </w:pPr>
+      <w:r>
+        <w:rPr/>
+        <w:tab/>
+        <w:t>Chakrabarty's intervention into the relationship between capitalism and bourgeois social relations is crucial, but his framing often falls short of his own insight. Rather than emphasizing the flexibility of capitalism and its ability to subsume diverse social structures in service of accumulation, he insists that the sardar system is 'precapitalist' or 'prebourgeois', at times indirectly reinforcing a</w:t>
+      </w:r>
+      <w:r>
+        <w:rPr/>
+        <w:t>n orthodox</w:t>
+      </w:r>
+      <w:r>
+        <w:rPr/>
+        <w:t>, stagist conception of</w:t>
+      </w:r>
+      <w:r>
+        <w:rPr/>
+        <w:t xml:space="preserve"> the history of</w:t>
+      </w:r>
+      <w:r>
+        <w:rPr/>
+        <w:t xml:space="preserve"> capitalis</w:t>
+      </w:r>
+      <w:r>
+        <w:rPr/>
+        <w:t>m</w:t>
+      </w:r>
+      <w:r>
+        <w:rPr/>
+        <w:t>. It is worth quoting Chakrabarty's discussion of the authority of the sardar over his workers at length:</w:t>
       </w:r>
     </w:p>
     <w:p>
@@ -1666,7 +2365,7 @@
           <w:i w:val="false"/>
           <w:iCs w:val="false"/>
         </w:rPr>
-        <w:footnoteReference w:id="34"/>
+        <w:footnoteReference w:id="39"/>
       </w:r>
     </w:p>
     <w:p>
@@ -1733,15 +2432,45 @@
           <w:i w:val="false"/>
           <w:iCs w:val="false"/>
         </w:rPr>
-        <w:t xml:space="preserve"> were simply the appointed spokesmen of gangs of laborers who traveled together from South India." They were common among the Tamil workers on coffee and tea plantations in Ceylon, and when planters traveled from Ceylon to Malaya in the late 19th century, they carried with them a preference for Tamil labor, organized under kanganies. As the distance from Madras to Malaya was far greater than the distance to Ceylon, the kanganies began to absorb more of the role of recruiter in addition to overseer. They were particularly valuable in this role precisely because of the connections they maintained with their villages and communities back home in southern India. Upon being sent back home, they offered advances to family and community members who were able then to "free themselves from servitude, or to pay off debts incurred in times of dearth." These advances created new debts however, and although "relations of caste and kinship could moderate the kanganies' power ... such intimacy could also make the bonds of debt more pervasive."</w:t>
-      </w:r>
-      <w:r>
-        <w:rPr>
-          <w:rStyle w:val="FootnoteReference"/>
-          <w:i w:val="false"/>
-          <w:iCs w:val="false"/>
-        </w:rPr>
-        <w:footnoteReference w:id="35"/>
+        <w:t xml:space="preserve"> were simply the appointed spokesmen of gangs of laborers who traveled together from South India."</w:t>
+      </w:r>
+      <w:r>
+        <w:rPr>
+          <w:rStyle w:val="FootnoteReference"/>
+          <w:i w:val="false"/>
+          <w:iCs w:val="false"/>
+        </w:rPr>
+        <w:footnoteReference w:id="40"/>
+      </w:r>
+      <w:r>
+        <w:rPr>
+          <w:i w:val="false"/>
+          <w:iCs w:val="false"/>
+        </w:rPr>
+        <w:t xml:space="preserve"> They were common among the Tamil workers on coffee and tea plantations in Ceylon, and when planters traveled from Ceylon to Malaya in the late 19th century, they carried with them a preference for Tamil labor, organized under kanganies. As the distance from Madras to Malaya was far greater than the distance to Ceylon, the kanganies began to absorb more of the role of recruiter in addition to overseer. They were particularly valuable in this role precisely because of the connections they maintained with their villages and communities back home in southern India. Upon being sent back home, they offered advances to family and community members who were able then to "free themselves from servitude, or to pay off debts incurred in times of dearth."</w:t>
+      </w:r>
+      <w:r>
+        <w:rPr>
+          <w:rStyle w:val="FootnoteReference"/>
+          <w:i w:val="false"/>
+          <w:iCs w:val="false"/>
+        </w:rPr>
+        <w:footnoteReference w:id="41"/>
+      </w:r>
+      <w:r>
+        <w:rPr>
+          <w:i w:val="false"/>
+          <w:iCs w:val="false"/>
+        </w:rPr>
+        <w:t xml:space="preserve"> These advances created new debts however, and although "relations of caste and kinship could moderate the kanganies' power ... such intimacy could also make the bonds of debt more pervasive."</w:t>
+      </w:r>
+      <w:r>
+        <w:rPr>
+          <w:rStyle w:val="FootnoteReference"/>
+          <w:i w:val="false"/>
+          <w:iCs w:val="false"/>
+        </w:rPr>
+        <w:footnoteReference w:id="42"/>
       </w:r>
       <w:r>
         <w:rPr>
@@ -1822,7 +2551,7 @@
           <w:i w:val="false"/>
           <w:iCs w:val="false"/>
         </w:rPr>
-        <w:footnoteReference w:id="36"/>
+        <w:footnoteReference w:id="43"/>
       </w:r>
     </w:p>
     <w:p>
@@ -1851,7 +2580,7 @@
           <w:i w:val="false"/>
           <w:iCs w:val="false"/>
         </w:rPr>
-        <w:footnoteReference w:id="37"/>
+        <w:footnoteReference w:id="44"/>
       </w:r>
       <w:r>
         <w:rPr>
@@ -1886,7 +2615,7 @@
           <w:i w:val="false"/>
           <w:iCs w:val="false"/>
         </w:rPr>
-        <w:footnoteReference w:id="38"/>
+        <w:footnoteReference w:id="45"/>
       </w:r>
       <w:r>
         <w:rPr>
@@ -1901,7 +2630,7 @@
           <w:i w:val="false"/>
           <w:iCs w:val="false"/>
         </w:rPr>
-        <w:footnoteReference w:id="39"/>
+        <w:footnoteReference w:id="46"/>
       </w:r>
       <w:r>
         <w:rPr>
@@ -1916,7 +2645,7 @@
           <w:i w:val="false"/>
           <w:iCs w:val="false"/>
         </w:rPr>
-        <w:footnoteReference w:id="40"/>
+        <w:footnoteReference w:id="47"/>
       </w:r>
     </w:p>
     <w:p>
@@ -1945,7 +2674,7 @@
           <w:i w:val="false"/>
           <w:iCs w:val="false"/>
         </w:rPr>
-        <w:footnoteReference w:id="41"/>
+        <w:footnoteReference w:id="48"/>
       </w:r>
       <w:r>
         <w:rPr>
@@ -1983,7 +2712,7 @@
           <w:i w:val="false"/>
           <w:iCs w:val="false"/>
         </w:rPr>
-        <w:footnoteReference w:id="42"/>
+        <w:footnoteReference w:id="49"/>
       </w:r>
       <w:r>
         <w:rPr>
@@ -2002,7 +2731,7 @@
           <w:i w:val="false"/>
           <w:iCs w:val="false"/>
         </w:rPr>
-        <w:footnoteReference w:id="43"/>
+        <w:footnoteReference w:id="50"/>
       </w:r>
       <w:r>
         <w:rPr>
@@ -2063,123 +2792,720 @@
           <w:shd w:fill="auto" w:val="clear"/>
         </w:rPr>
         <w:tab/>
-        <w:t xml:space="preserve">With the end of assisted migration from India, the rubber industry in Malaya </w:t>
-      </w:r>
-      <w:r>
-        <w:rPr>
-          <w:b w:val="false"/>
-          <w:bCs w:val="false"/>
-          <w:shd w:fill="auto" w:val="clear"/>
-        </w:rPr>
-        <w:t xml:space="preserve">was forced to adjust to a different system of labor reproduction. The two systems of labor 'recruitment' that dominated the Amazon and Africa, migration </w:t>
-      </w:r>
-      <w:r>
-        <w:rPr>
-          <w:b w:val="false"/>
-          <w:bCs w:val="false"/>
-          <w:shd w:fill="auto" w:val="clear"/>
-        </w:rPr>
-        <w:t xml:space="preserve">and the enslavement of the local population, were now unworkable, and so planters resorted to a system that more closely resembled the family-based generational reproduction that was promoted among auto workers in Michigan. During the twentieth century, rubber plantations established a stable, domestic community of wage-laborers that would self-reproduce, obviating the need for continuous labor migration. This community shared several characteristics with the well paid auto workers of Michigan: it was generally organized into nuclear family units, </w:t>
-      </w:r>
-      <w:r>
-        <w:rPr>
-          <w:b w:val="false"/>
-          <w:bCs w:val="false"/>
-          <w:shd w:fill="auto" w:val="clear"/>
-        </w:rPr>
-        <w:t xml:space="preserve">the planters made concessions for education and childcare, and workers were paid in cash wages, rather than in merchandise. There were also, however, several significant differences: </w:t>
-      </w:r>
-      <w:r>
-        <w:rPr>
-          <w:b w:val="false"/>
-          <w:bCs w:val="false"/>
-          <w:shd w:fill="auto" w:val="clear"/>
-        </w:rPr>
-        <w:t xml:space="preserve">nuclear families were organized into larger hierarchies, often under the paternalistic management of a </w:t>
-      </w:r>
-      <w:commentRangeStart w:id="1"/>
-      <w:r>
-        <w:rPr>
-          <w:b w:val="false"/>
-          <w:bCs w:val="false"/>
-          <w:shd w:fill="auto" w:val="clear"/>
-        </w:rPr>
-        <w:t>kangany</w:t>
-      </w:r>
-      <w:r>
-        <w:rPr>
-          <w:b w:val="false"/>
-          <w:bCs w:val="false"/>
-          <w:shd w:fill="auto" w:val="clear"/>
-        </w:rPr>
-      </w:r>
-      <w:commentRangeEnd w:id="1"/>
-      <w:r>
-        <w:commentReference w:id="1"/>
-      </w:r>
-      <w:r>
-        <w:rPr>
-          <w:b w:val="false"/>
-          <w:bCs w:val="false"/>
-          <w:shd w:fill="auto" w:val="clear"/>
-        </w:rPr>
-        <w:t>, households required all members to work (including children) rather than relying on the wage of a single earner, and rather than promoting homeownership, planters housed their workers in uniform, barracks-style residences. This section will examine the conditions of reproduction within the established, permanent laboring communities.</w:t>
-      </w:r>
-    </w:p>
-    <w:p>
-      <w:pPr>
-        <w:pStyle w:val="Normal"/>
-        <w:bidi w:val="0"/>
-        <w:spacing w:lineRule="auto" w:line="480"/>
-        <w:jc w:val="start"/>
-        <w:rPr/>
-      </w:pPr>
-      <w:r>
-        <w:rPr>
-          <w:b w:val="false"/>
-          <w:bCs w:val="false"/>
-          <w:shd w:fill="auto" w:val="clear"/>
-        </w:rPr>
-        <w:tab/>
-        <w:t xml:space="preserve">In Malaya, </w:t>
-      </w:r>
-      <w:r>
-        <w:rPr>
-          <w:b w:val="false"/>
-          <w:bCs w:val="false"/>
-          <w:shd w:fill="auto" w:val="clear"/>
-        </w:rPr>
-        <w:t>The workers of rubber plantations lived in very regimented communities.</w:t>
-      </w:r>
-    </w:p>
-    <w:p>
-      <w:pPr>
-        <w:pStyle w:val="Normal"/>
-        <w:bidi w:val="0"/>
-        <w:spacing w:lineRule="auto" w:line="480"/>
-        <w:jc w:val="start"/>
-        <w:rPr/>
-      </w:pPr>
-      <w:r>
-        <w:rPr>
+        <w:t>With the end of assisted migration from India, the rubber industry in Malaya was forced to adjust to a different system of labor reproduction. The two systems of labor 'recruitment' that dominated the industry in the Amazon and Africa, migration and the enslavement of the local population, were now unworkable, and so planters resorted to a system that more closely resembled the family-based generational reproduction that was promoted among auto workers in Michigan. During the twentieth century, rubber plantations established a stable, domestic community of wage-laborers that would self-reproduce, obviating the need for continuous labor migration. This community shared several characteristics with the well paid auto workers of Michigan: it was generally organized into nuclear family units, the planters made concessions for education and childcare, and workers were paid in cash wages, rather than in merchandise. There were also, however, several significant differences: nuclear families were organized into larger hierarchies, often under the paternalistic management of a kangany, households required all members to work (including children) rather than relying on the wage of a single earner, and rather than promoting homeownership, planters housed their workers in uniform, barracks-style residences. This section will examine the conditions of reproduction within the established, permanent laboring communities.</w:t>
+      </w:r>
+    </w:p>
+    <w:p>
+      <w:pPr>
+        <w:pStyle w:val="Normal"/>
+        <w:bidi w:val="0"/>
+        <w:spacing w:lineRule="auto" w:line="480"/>
+        <w:jc w:val="start"/>
+        <w:rPr/>
+      </w:pPr>
+      <w:r>
+        <w:rPr>
+          <w:b w:val="false"/>
+          <w:bCs w:val="false"/>
+          <w:shd w:fill="auto" w:val="clear"/>
+        </w:rPr>
+        <w:tab/>
+        <w:t>The transition from a migration-based system of labor reproduction to one based on local generational reproduction did not happen overnight. The planters did not build a community of working class families from scratch, but drew on existing dynamics. As highlighted in previous sections, the family and gender dynamics of migrating workers had long been debated. Although Malaya was partly exempt from India's rules mandating that a certain proportion of assisted migrants be women, some plantations had actively been recruiting whole families from South India as early as 1904.</w:t>
+      </w:r>
+      <w:r>
+        <w:rPr>
+          <w:rStyle w:val="FootnoteReference"/>
+          <w:b w:val="false"/>
+          <w:bCs w:val="false"/>
+          <w:shd w:fill="auto" w:val="clear"/>
+        </w:rPr>
+        <w:footnoteReference w:id="51"/>
+      </w:r>
+      <w:r>
+        <w:rPr>
+          <w:b w:val="false"/>
+          <w:bCs w:val="false"/>
+          <w:shd w:fill="auto" w:val="clear"/>
+        </w:rPr>
+        <w:t xml:space="preserve"> In some cases, kanganies were "given infrastructural aid to ensure that they recruited more single female coolies by being paid extra for every woman they recruited."</w:t>
+      </w:r>
+      <w:r>
+        <w:rPr>
+          <w:rStyle w:val="FootnoteReference"/>
+          <w:b w:val="false"/>
+          <w:bCs w:val="false"/>
+          <w:shd w:fill="auto" w:val="clear"/>
+        </w:rPr>
+        <w:footnoteReference w:id="52"/>
+      </w:r>
+      <w:r>
+        <w:rPr>
+          <w:b w:val="false"/>
+          <w:bCs w:val="false"/>
+          <w:shd w:fill="auto" w:val="clear"/>
+        </w:rPr>
+        <w:t xml:space="preserve"> As a result, "[b]y the 1930s, immigrant Indian women formed 30 to 40 percent of the total coolie force on European rubber estates in Malaya," but despite the essential role they played in creating a stable labor force for plantations, "their active engagement in the socioeconomic and political life of the estates has been occluded and sometimes misrepresented in labor studies."</w:t>
+      </w:r>
+      <w:r>
+        <w:rPr>
+          <w:rStyle w:val="FootnoteReference"/>
+          <w:b w:val="false"/>
+          <w:bCs w:val="false"/>
+          <w:shd w:fill="auto" w:val="clear"/>
+        </w:rPr>
+        <w:footnoteReference w:id="53"/>
+      </w:r>
+      <w:r>
+        <w:rPr>
+          <w:b w:val="false"/>
+          <w:bCs w:val="false"/>
+          <w:shd w:fill="auto" w:val="clear"/>
+        </w:rPr>
+        <w:t xml:space="preserve"> Arunima Datta argues in </w:t>
+      </w:r>
+      <w:r>
+        <w:rPr>
+          <w:b w:val="false"/>
+          <w:bCs w:val="false"/>
+          <w:i/>
+          <w:iCs/>
+          <w:shd w:fill="auto" w:val="clear"/>
+        </w:rPr>
+        <w:t>Fleeting Agencies</w:t>
+      </w:r>
+      <w:r>
+        <w:rPr>
+          <w:b w:val="false"/>
+          <w:bCs w:val="false"/>
+          <w:i w:val="false"/>
+          <w:iCs w:val="false"/>
+          <w:shd w:fill="auto" w:val="clear"/>
+        </w:rPr>
+        <w:t xml:space="preserve"> that both colonial and nationalist perspectives viewed coolie women as "useful pawns to be categorized, stereotyped, and deployed in the realm of colonial power politics,"</w:t>
+      </w:r>
+      <w:r>
+        <w:rPr>
+          <w:rStyle w:val="FootnoteReference"/>
+          <w:b w:val="false"/>
+          <w:bCs w:val="false"/>
+          <w:i w:val="false"/>
+          <w:iCs w:val="false"/>
+          <w:shd w:fill="auto" w:val="clear"/>
+        </w:rPr>
+        <w:footnoteReference w:id="54"/>
+      </w:r>
+      <w:r>
+        <w:rPr>
+          <w:b w:val="false"/>
+          <w:bCs w:val="false"/>
+          <w:i w:val="false"/>
+          <w:iCs w:val="false"/>
+          <w:shd w:fill="auto" w:val="clear"/>
+        </w:rPr>
+        <w:t xml:space="preserve"> and their migration treated as a footnote to the more important migration of men.</w:t>
+      </w:r>
+    </w:p>
+    <w:p>
+      <w:pPr>
+        <w:pStyle w:val="Normal"/>
+        <w:bidi w:val="0"/>
+        <w:spacing w:lineRule="auto" w:line="480"/>
+        <w:jc w:val="start"/>
+        <w:rPr/>
+      </w:pPr>
+      <w:r>
+        <w:rPr>
+          <w:b w:val="false"/>
+          <w:bCs w:val="false"/>
+          <w:shd w:fill="auto" w:val="clear"/>
+        </w:rPr>
+        <w:tab/>
+        <w:t>In reality, coolie women were central to the plantation industry in Malaya. Not only did they work alongside men in the fields - Datta remarks that "female coolies were counted and recorded as individuals whom the planters employed as laborers in their own right and not as parts of family units"</w:t>
+      </w:r>
+      <w:r>
+        <w:rPr>
+          <w:rStyle w:val="FootnoteReference"/>
+          <w:b w:val="false"/>
+          <w:bCs w:val="false"/>
+          <w:shd w:fill="auto" w:val="clear"/>
+        </w:rPr>
+        <w:footnoteReference w:id="55"/>
+      </w:r>
+      <w:r>
+        <w:rPr>
+          <w:b w:val="false"/>
+          <w:bCs w:val="false"/>
+          <w:shd w:fill="auto" w:val="clear"/>
+        </w:rPr>
+        <w:t>and that "[t]here is no evidence of any significant gendered division of labor"</w:t>
+      </w:r>
+      <w:r>
+        <w:rPr>
+          <w:rStyle w:val="FootnoteReference"/>
+          <w:b w:val="false"/>
+          <w:bCs w:val="false"/>
+          <w:shd w:fill="auto" w:val="clear"/>
+        </w:rPr>
+        <w:footnoteReference w:id="56"/>
+      </w:r>
+      <w:r>
+        <w:rPr>
+          <w:b w:val="false"/>
+          <w:bCs w:val="false"/>
+          <w:shd w:fill="auto" w:val="clear"/>
+        </w:rPr>
+        <w:t xml:space="preserve">  - but they were also valued for their domestic labor and for their ability to bear and rear a new generation of workers. Coolie women thus held a position in Malayan society that mirrored that of Black women in Detroit during the early years of Fordism: they were required to contribute to household income both as wage earners and as unwaged care workers.</w:t>
+      </w:r>
+      <w:r>
+        <w:rPr>
+          <w:rStyle w:val="FootnoteReference"/>
+          <w:b w:val="false"/>
+          <w:bCs w:val="false"/>
+          <w:shd w:fill="auto" w:val="clear"/>
+        </w:rPr>
+        <w:footnoteReference w:id="57"/>
+      </w:r>
+      <w:r>
+        <w:rPr>
+          <w:b w:val="false"/>
+          <w:bCs w:val="false"/>
+          <w:shd w:fill="auto" w:val="clear"/>
+        </w:rPr>
+        <w:t xml:space="preserve"> Similarly to these racialized semi-proletarian families in Michigan, Malayan families also relied on child laborers to contribute to family income, and "once female coolies began settling in Malaya, child labor on estates became an increasingly visible sight on colonial plantations."</w:t>
+      </w:r>
+      <w:r>
+        <w:rPr>
+          <w:rStyle w:val="FootnoteReference"/>
+          <w:b w:val="false"/>
+          <w:bCs w:val="false"/>
+          <w:shd w:fill="auto" w:val="clear"/>
+        </w:rPr>
+        <w:footnoteReference w:id="58"/>
+      </w:r>
+      <w:r>
+        <w:rPr>
+          <w:b w:val="false"/>
+          <w:bCs w:val="false"/>
+          <w:shd w:fill="auto" w:val="clear"/>
+        </w:rPr>
+        <w:t xml:space="preserve"> </w:t>
+      </w:r>
+    </w:p>
+    <w:p>
+      <w:pPr>
+        <w:pStyle w:val="Normal"/>
+        <w:bidi w:val="0"/>
+        <w:spacing w:lineRule="auto" w:line="480"/>
+        <w:jc w:val="start"/>
+        <w:rPr/>
+      </w:pPr>
+      <w:r>
+        <w:rPr>
+          <w:b w:val="false"/>
+          <w:bCs w:val="false"/>
+          <w:shd w:fill="auto" w:val="clear"/>
+        </w:rPr>
+        <w:tab/>
+        <w:t>In the regimented communities of Malayan rubber plantations the distinction between domestic labor and plantation labor was blurred, particularly as regards Coolie women, whose reproductive labor "was not solely a part of the coolie domestic economy," but "formed a crucial part of the colonial plantation system and its future."</w:t>
+      </w:r>
+      <w:r>
+        <w:rPr>
+          <w:rStyle w:val="FootnoteReference"/>
+          <w:b w:val="false"/>
+          <w:bCs w:val="false"/>
+          <w:shd w:fill="auto" w:val="clear"/>
+        </w:rPr>
+        <w:footnoteReference w:id="59"/>
+      </w:r>
+      <w:r>
+        <w:rPr>
+          <w:b w:val="false"/>
+          <w:bCs w:val="false"/>
+          <w:shd w:fill="auto" w:val="clear"/>
+        </w:rPr>
+        <w:t xml:space="preserve"> Although domestic labor was generally unpaid, planters established nurseries where "older coolie women who were no longer physically fit for strenuous work on the estates"</w:t>
+      </w:r>
+      <w:r>
+        <w:rPr>
+          <w:rStyle w:val="FootnoteReference"/>
+          <w:b w:val="false"/>
+          <w:bCs w:val="false"/>
+          <w:shd w:fill="auto" w:val="clear"/>
+        </w:rPr>
+        <w:footnoteReference w:id="60"/>
+      </w:r>
+      <w:r>
+        <w:rPr>
+          <w:b w:val="false"/>
+          <w:bCs w:val="false"/>
+          <w:shd w:fill="auto" w:val="clear"/>
+        </w:rPr>
+        <w:t xml:space="preserve"> were paid a wage to care for young children while their mothers returned to work. These nurseries were free and also supplied free food to the children. In addition to nurseries, workers were also supplied with free health care, schooling for children, sick leave and maternity leave for women.</w:t>
+      </w:r>
+      <w:r>
+        <w:rPr>
+          <w:rStyle w:val="FootnoteReference"/>
+          <w:b w:val="false"/>
+          <w:bCs w:val="false"/>
+          <w:shd w:fill="auto" w:val="clear"/>
+        </w:rPr>
+        <w:footnoteReference w:id="61"/>
+      </w:r>
+    </w:p>
+    <w:p>
+      <w:pPr>
+        <w:pStyle w:val="Normal"/>
+        <w:bidi w:val="0"/>
+        <w:spacing w:lineRule="auto" w:line="480"/>
+        <w:jc w:val="start"/>
+        <w:rPr/>
+      </w:pPr>
+      <w:r>
+        <w:rPr>
+          <w:b w:val="false"/>
+          <w:bCs w:val="false"/>
+          <w:shd w:fill="auto" w:val="clear"/>
+        </w:rPr>
+        <w:tab/>
+        <w:t>Plantations provided housing to their laborers as well. Ravindra K. Jain describes one plantation, Pal Melayu, as a "miniature township with its own roads and houses, its own school, temples, dispensary, and club."</w:t>
+      </w:r>
+      <w:r>
+        <w:rPr>
+          <w:rStyle w:val="FootnoteReference"/>
+          <w:b w:val="false"/>
+          <w:bCs w:val="false"/>
+          <w:shd w:fill="auto" w:val="clear"/>
+        </w:rPr>
+        <w:footnoteReference w:id="62"/>
+      </w:r>
+      <w:r>
+        <w:rPr>
+          <w:b w:val="false"/>
+          <w:bCs w:val="false"/>
+          <w:shd w:fill="auto" w:val="clear"/>
+        </w:rPr>
+        <w:t xml:space="preserve"> Although the houses were rudimentary - in the 1950s Pal Melayu's homes did not have individual bathrooms, running water, or electricity - the workers did not pay rent. Further, they had garden plots and were encouraged to plant subsistence crops.</w:t>
+      </w:r>
+      <w:r>
+        <w:rPr>
+          <w:rStyle w:val="FootnoteReference"/>
+          <w:b w:val="false"/>
+          <w:bCs w:val="false"/>
+          <w:shd w:fill="auto" w:val="clear"/>
+        </w:rPr>
+        <w:footnoteReference w:id="63"/>
+      </w:r>
+      <w:r>
+        <w:rPr>
+          <w:b w:val="false"/>
+          <w:bCs w:val="false"/>
+          <w:shd w:fill="auto" w:val="clear"/>
+        </w:rPr>
+        <w:t xml:space="preserve"> This is like Ford's workers in Michigan, who were encouraged to garden at home, but unlike rubber collectors in the Amazon who were disallowed or otherwise unable to tend to gardens, or who had their crops stolen by rubber company management. The workers in Pal Melayu were forced to conform to strict living standards and had very limited freedom in how they kept up their homes: "[f]or instance, no laborer occupying a line may plant flowers in front of his residence. Similarly, a laborer risks his job on the estate if he puts up a tin shed to serve as a bathroom."</w:t>
+      </w:r>
+      <w:r>
+        <w:rPr>
+          <w:rStyle w:val="FootnoteReference"/>
+          <w:b w:val="false"/>
+          <w:bCs w:val="false"/>
+          <w:shd w:fill="auto" w:val="clear"/>
+        </w:rPr>
+        <w:footnoteReference w:id="64"/>
+      </w:r>
+    </w:p>
+    <w:p>
+      <w:pPr>
+        <w:pStyle w:val="Normal"/>
+        <w:bidi w:val="0"/>
+        <w:spacing w:lineRule="auto" w:line="480"/>
+        <w:jc w:val="start"/>
+        <w:rPr/>
+      </w:pPr>
+      <w:r>
+        <w:rPr>
+          <w:b w:val="false"/>
+          <w:bCs w:val="false"/>
+          <w:shd w:fill="auto" w:val="clear"/>
+        </w:rPr>
+        <w:tab/>
+        <w:t xml:space="preserve">In this strict requirement can be seen something of the paternalism of Ford. Planters were clearly interested in controlling more than just the working hours of laborers, and the suppression of personality via a ban on flowers brings to mind Ford's rationalization of workers and the evacuation from working tasks any element of creativity. But whereas in Michigan, the paternalism was impersonal, mediated by a sociological department armed with lists of qualities they wanted to reward, the paternalism of Malaya's rubber plantations was decidedly personal: both familial and economic compulsion were combined in the figure of the </w:t>
+      </w:r>
+      <w:r>
+        <w:rPr>
+          <w:b w:val="false"/>
+          <w:bCs w:val="false"/>
+          <w:shd w:fill="auto" w:val="clear"/>
+        </w:rPr>
+        <w:t>k</w:t>
+      </w:r>
+      <w:r>
+        <w:rPr>
+          <w:b w:val="false"/>
+          <w:bCs w:val="false"/>
+          <w:shd w:fill="auto" w:val="clear"/>
+        </w:rPr>
+        <w:t xml:space="preserve">angany who was often related by blood to his underlings. </w:t>
+      </w:r>
+    </w:p>
+    <w:p>
+      <w:pPr>
+        <w:pStyle w:val="Normal"/>
+        <w:bidi w:val="0"/>
+        <w:spacing w:lineRule="auto" w:line="480"/>
+        <w:jc w:val="start"/>
+        <w:rPr>
+          <w:highlight w:val="none"/>
+          <w:shd w:fill="auto" w:val="clear"/>
+        </w:rPr>
+      </w:pPr>
+      <w:r>
+        <w:rPr>
+          <w:b w:val="false"/>
+          <w:bCs w:val="false"/>
+          <w:shd w:fill="auto" w:val="clear"/>
+        </w:rPr>
+        <w:tab/>
+        <w:t xml:space="preserve">Even when the </w:t>
+      </w:r>
+      <w:r>
+        <w:rPr>
+          <w:b w:val="false"/>
+          <w:bCs w:val="false"/>
+          <w:shd w:fill="auto" w:val="clear"/>
+        </w:rPr>
+        <w:t>k</w:t>
+      </w:r>
+      <w:r>
+        <w:rPr>
+          <w:b w:val="false"/>
+          <w:bCs w:val="false"/>
+          <w:shd w:fill="auto" w:val="clear"/>
+        </w:rPr>
+        <w:t>angany's role as recruiter was made obsolete by the outlawing of assisted migration from India, he retained his influence among workers on the plantations. As Jain notes, "[n]o change in the industrial subsystem could immediately affect the existing networks of kinship and economic ties into which a kangany found it advantageous to enmesh a new recruit."</w:t>
+      </w:r>
+      <w:r>
+        <w:rPr>
+          <w:rStyle w:val="FootnoteReference"/>
+          <w:b w:val="false"/>
+          <w:bCs w:val="false"/>
+          <w:shd w:fill="auto" w:val="clear"/>
+        </w:rPr>
+        <w:footnoteReference w:id="65"/>
+      </w:r>
+      <w:r>
+        <w:rPr>
+          <w:b w:val="false"/>
+          <w:bCs w:val="false"/>
+          <w:shd w:fill="auto" w:val="clear"/>
+        </w:rPr>
+        <w:t xml:space="preserve"> Sometimes their interactions with laborers were positive, as they retained ceremonial roles in community events, such as in weddings. In other cases, however, they had a harsher role: </w:t>
+      </w:r>
+    </w:p>
+    <w:p>
+      <w:pPr>
+        <w:pStyle w:val="Normal"/>
+        <w:bidi w:val="0"/>
+        <w:spacing w:lineRule="auto" w:line="480"/>
+        <w:ind w:hanging="0" w:start="709"/>
+        <w:jc w:val="start"/>
+        <w:rPr>
+          <w:highlight w:val="none"/>
+          <w:shd w:fill="auto" w:val="clear"/>
+        </w:rPr>
+      </w:pPr>
+      <w:r>
+        <w:rPr>
+          <w:b w:val="false"/>
+          <w:bCs w:val="false"/>
+          <w:shd w:fill="auto" w:val="clear"/>
+        </w:rPr>
+        <w:t>"In times of such acute need for a stable labor force as the mid- and late 1920s, the manager on Pal Melayu manipulated roles in such a way that for the coolie hand his European assistants became the benevolent father figure while the head kangany and his kanganies represented their punitive counterparts. The capture and chastisement of bolters as well as the field supervision of laborers was entrusted increasingly to the kangany, head kangany, probationer conductor (</w:t>
+      </w:r>
+      <w:r>
+        <w:rPr>
+          <w:b w:val="false"/>
+          <w:bCs w:val="false"/>
+          <w:i/>
+          <w:iCs/>
+          <w:shd w:fill="auto" w:val="clear"/>
+        </w:rPr>
+        <w:t>kanakka-p-pillai</w:t>
+      </w:r>
+      <w:r>
+        <w:rPr>
+          <w:b w:val="false"/>
+          <w:bCs w:val="false"/>
+          <w:shd w:fill="auto" w:val="clear"/>
+        </w:rPr>
+        <w:t>), and Asian field conductors."</w:t>
+      </w:r>
+      <w:r>
+        <w:rPr>
+          <w:rStyle w:val="FootnoteReference"/>
+          <w:b w:val="false"/>
+          <w:bCs w:val="false"/>
+          <w:shd w:fill="auto" w:val="clear"/>
+        </w:rPr>
+        <w:footnoteReference w:id="66"/>
+      </w:r>
+      <w:r>
+        <w:rPr>
+          <w:b w:val="false"/>
+          <w:bCs w:val="false"/>
+          <w:shd w:fill="auto" w:val="clear"/>
+        </w:rPr>
+        <w:t xml:space="preserve">  </w:t>
+      </w:r>
+    </w:p>
+    <w:p>
+      <w:pPr>
+        <w:pStyle w:val="Normal"/>
+        <w:bidi w:val="0"/>
+        <w:spacing w:lineRule="auto" w:line="480"/>
+        <w:jc w:val="start"/>
+        <w:rPr>
+          <w:highlight w:val="none"/>
+          <w:shd w:fill="auto" w:val="clear"/>
+        </w:rPr>
+      </w:pPr>
+      <w:r>
+        <w:rPr>
+          <w:shd w:fill="auto" w:val="clear"/>
+        </w:rPr>
+        <w:t xml:space="preserve">In other words, the personal relationship between the </w:t>
+      </w:r>
+      <w:r>
+        <w:rPr>
+          <w:shd w:fill="auto" w:val="clear"/>
+        </w:rPr>
+        <w:t>k</w:t>
+      </w:r>
+      <w:r>
+        <w:rPr>
+          <w:shd w:fill="auto" w:val="clear"/>
+        </w:rPr>
+        <w:t xml:space="preserve">angany and the workers in his gang served the purpose of social cohesion, but was also utilized by plantation managers to maintain labor discipline. </w:t>
+      </w:r>
+    </w:p>
+    <w:p>
+      <w:pPr>
+        <w:pStyle w:val="Normal"/>
+        <w:bidi w:val="0"/>
+        <w:spacing w:lineRule="auto" w:line="480"/>
+        <w:jc w:val="start"/>
+        <w:rPr>
+          <w:highlight w:val="none"/>
           <w:shd w:fill="FFFF00" w:val="clear"/>
         </w:rPr>
-        <w:t>[stuff about the domestic structure of coolie households]</w:t>
-      </w:r>
-    </w:p>
-    <w:p>
-      <w:pPr>
-        <w:pStyle w:val="Normal"/>
-        <w:bidi w:val="0"/>
-        <w:spacing w:lineRule="auto" w:line="480"/>
-        <w:jc w:val="start"/>
-        <w:rPr>
-          <w:rFonts w:ascii="Liberation Serif" w:hAnsi="Liberation Serif"/>
-          <w:shd w:fill="auto" w:val="clear"/>
-        </w:rPr>
-      </w:pPr>
-      <w:r>
-        <w:rPr>
+      </w:pPr>
+      <w:r>
+        <w:rPr>
+          <w:shd w:fill="auto" w:val="clear"/>
+        </w:rPr>
+        <w:tab/>
+        <w:t>Kanganies also served as money lenders in the community, providing loans to their workers as well as to local craftsmen. The most common form of lending was the</w:t>
+      </w:r>
+      <w:r>
+        <w:rPr>
+          <w:i/>
+          <w:iCs/>
+          <w:shd w:fill="auto" w:val="clear"/>
+        </w:rPr>
+        <w:t xml:space="preserve"> cittu</w:t>
+      </w:r>
+      <w:r>
+        <w:rPr>
+          <w:i w:val="false"/>
+          <w:iCs w:val="false"/>
+          <w:shd w:fill="auto" w:val="clear"/>
+        </w:rPr>
+        <w:t>, or savings group, in which members contributed some small amount each month to a general fund which would be distributed to members on a rotating basis.</w:t>
+      </w:r>
+      <w:r>
+        <w:rPr>
+          <w:rStyle w:val="FootnoteReference"/>
+          <w:i w:val="false"/>
+          <w:iCs w:val="false"/>
+          <w:shd w:fill="auto" w:val="clear"/>
+        </w:rPr>
+        <w:footnoteReference w:id="67"/>
+      </w:r>
+      <w:r>
+        <w:rPr>
+          <w:i w:val="false"/>
+          <w:iCs w:val="false"/>
+          <w:shd w:fill="auto" w:val="clear"/>
+        </w:rPr>
+        <w:t xml:space="preserve"> In this manner, each member of the group would become debtors and creditors to each other in turn. The leader of the cittu, who was often but not always a kangany, would be responsible for collecting the contributions and distributing the payouts. The organizer would often take the first payout and use it to fund some entrepreneurial venture: Jain mentions cittus organied to to fund a goldsmith, a furniture maker and a bicycle shop.</w:t>
+      </w:r>
+      <w:r>
+        <w:rPr>
+          <w:rStyle w:val="FootnoteReference"/>
+          <w:i w:val="false"/>
+          <w:iCs w:val="false"/>
+          <w:shd w:fill="auto" w:val="clear"/>
+        </w:rPr>
+        <w:footnoteReference w:id="68"/>
+      </w:r>
+      <w:r>
+        <w:rPr>
+          <w:i w:val="false"/>
+          <w:iCs w:val="false"/>
+          <w:shd w:fill="auto" w:val="clear"/>
+        </w:rPr>
+        <w:t xml:space="preserve"> The cittu allowed the kangany to profit off of his unique position embodying both personal and economic compulsion. The cittu beneffited the plantation as well, as both debtors and creditors were less likely or able to leave for work elsewhere.</w:t>
+      </w:r>
+    </w:p>
+    <w:p>
+      <w:pPr>
+        <w:pStyle w:val="Normal"/>
+        <w:bidi w:val="0"/>
+        <w:spacing w:lineRule="auto" w:line="480"/>
+        <w:jc w:val="start"/>
+        <w:rPr>
+          <w:highlight w:val="none"/>
+          <w:shd w:fill="auto" w:val="clear"/>
+        </w:rPr>
+      </w:pPr>
+      <w:r>
+        <w:rPr>
+          <w:b w:val="false"/>
+          <w:bCs w:val="false"/>
+          <w:shd w:fill="auto" w:val="clear"/>
+        </w:rPr>
+        <w:tab/>
+        <w:t>These ventures - goldsmithing and furniture and bicycle shops - hint at an important difference in the operation of debt between Malaysia and the Amazon, as well as a difference in patterns of consumption. In both places debt was used as a tool to discipline and capture labor, but in the Amazon the debt primarily came from merchandise that was advanced to tappers by their managers - including food and tools that were manufactured thousands of miles away. In Malaya the debt was interpersonal. Although initially workers were indebted to their kanganies for recruiting costs, as time went on a robust debt economy developed between workers. This was part of a growing domestic market that allowed workers to buy locally produced luxuries and daily goods.</w:t>
+      </w:r>
+    </w:p>
+    <w:p>
+      <w:pPr>
+        <w:pStyle w:val="Normal"/>
+        <w:bidi w:val="0"/>
+        <w:spacing w:lineRule="auto" w:line="480"/>
+        <w:jc w:val="start"/>
+        <w:rPr/>
+      </w:pPr>
+      <w:r>
+        <w:rPr>
+          <w:b w:val="false"/>
+          <w:bCs w:val="false"/>
+          <w:shd w:fill="auto" w:val="clear"/>
+        </w:rPr>
+        <w:tab/>
+        <w:t>This raises one final question: if domestic commodity consumption is essential to the realization of value in the global economy, why did the European-owned plantations allow and even encourage a robust economy of locally-made goods? Why did they not substitute foreign goods as in the Amazon? A possible answer can be found in the annual reports compiled by the colonial government, which tracks import and export data alongside domestic production: unlike in the extractive economy based on depletion of an already extant resources, rubber plantations had to be actively developed and maintained. The report on the Federated Malay States for 1936 mentions several small crops that supplemented rubber and contributed to social stability. Pineapples were initially grown alongside rubber to defray the costs of the long waiting maturation period. The crop was so successful that eventually pineapple was processed at local canning factories for export.</w:t>
+      </w:r>
+      <w:r>
+        <w:rPr>
+          <w:rStyle w:val="FootnoteReference"/>
+          <w:b w:val="false"/>
+          <w:bCs w:val="false"/>
+          <w:shd w:fill="auto" w:val="clear"/>
+        </w:rPr>
+        <w:footnoteReference w:id="69"/>
+      </w:r>
+      <w:r>
+        <w:rPr>
+          <w:b w:val="false"/>
+          <w:bCs w:val="false"/>
+          <w:shd w:fill="auto" w:val="clear"/>
+        </w:rPr>
+        <w:t xml:space="preserve"> It was also promoted during downturns in the rubber market. However, most other crops were not consumed locally: the report notes that "[p]ractically none of the coffee produced in Malaya is exported"</w:t>
+      </w:r>
+      <w:r>
+        <w:rPr>
+          <w:rStyle w:val="FootnoteReference"/>
+          <w:b w:val="false"/>
+          <w:bCs w:val="false"/>
+          <w:shd w:fill="auto" w:val="clear"/>
+        </w:rPr>
+        <w:footnoteReference w:id="70"/>
+      </w:r>
+      <w:r>
+        <w:rPr>
+          <w:b w:val="false"/>
+          <w:bCs w:val="false"/>
+          <w:shd w:fill="auto" w:val="clear"/>
+        </w:rPr>
+        <w:t xml:space="preserve"> while in 1936 almost 800,000 pounds were imported, and with regard to fruit other than pineapples, "the demand is by no means satisfied by local production."</w:t>
+      </w:r>
+      <w:r>
+        <w:rPr>
+          <w:rStyle w:val="FootnoteReference"/>
+          <w:b w:val="false"/>
+          <w:bCs w:val="false"/>
+          <w:shd w:fill="auto" w:val="clear"/>
+        </w:rPr>
+        <w:footnoteReference w:id="71"/>
+      </w:r>
+      <w:r>
+        <w:rPr>
+          <w:b w:val="false"/>
+          <w:bCs w:val="false"/>
+          <w:shd w:fill="auto" w:val="clear"/>
+        </w:rPr>
+        <w:t xml:space="preserve"> However rice, the largest food crop under cultivation dwarfs these others. The total acreage of coffee, pineapples, and other fruit in the Federated Malay States amounted to a little over 60,000 acres, whereas rice was cultivated on over 175,000 acres, yielding approximately 75,000 tons. Despite this significant cultivation, rice remained a major import commodity for Malaya: in 1933, Malaya imported over half a million tons of rice, largely from what are now Thailand and Myanmar.</w:t>
+      </w:r>
+      <w:r>
+        <w:rPr>
+          <w:rStyle w:val="FootnoteReference"/>
+          <w:b w:val="false"/>
+          <w:bCs w:val="false"/>
+          <w:shd w:fill="auto" w:val="clear"/>
+        </w:rPr>
+        <w:footnoteReference w:id="72"/>
+      </w:r>
+    </w:p>
+    <w:p>
+      <w:pPr>
+        <w:pStyle w:val="Normal"/>
+        <w:bidi w:val="0"/>
+        <w:spacing w:lineRule="auto" w:line="480"/>
+        <w:jc w:val="start"/>
+        <w:rPr/>
+      </w:pPr>
+      <w:r>
+        <w:rPr>
+          <w:b w:val="false"/>
+          <w:bCs w:val="false"/>
+          <w:shd w:fill="auto" w:val="clear"/>
+        </w:rPr>
+        <w:tab/>
+        <w:t>The import and export data of Malaya paint a very different picture than we have seen in the Amazon. On the one hand it is true that the economy of Malaya was based on the production of rubber and tin for export - the annual report for the Straits Settlements in 1933 states that "the trade of Malaya is dominated by imports of produce from Netherlands India, exports of rubber and tin to America, and imports of manufactured goods from the United Kingdom and Japan. On the other hand, the imported goods were either supplements to local production, or were heavy manufactures intended for industry. The 1935 annual report for the Straits Settlement lists "rice, copra, kerosene, motor cars, dredges and dredging materials" as the fasted growing imports.</w:t>
+      </w:r>
+      <w:r>
+        <w:rPr>
+          <w:rStyle w:val="FootnoteReference"/>
+          <w:b w:val="false"/>
+          <w:bCs w:val="false"/>
+          <w:shd w:fill="auto" w:val="clear"/>
+        </w:rPr>
+        <w:footnoteReference w:id="73"/>
+      </w:r>
+      <w:r>
+        <w:rPr>
+          <w:b w:val="false"/>
+          <w:bCs w:val="false"/>
+          <w:shd w:fill="auto" w:val="clear"/>
+        </w:rPr>
+        <w:t xml:space="preserve"> It is clear that despite being dominated by two large export industries, the domestic economy of Malaya was much more diversified than in the Amazon. Many of the commodities consumed by workers in Malaya were produced locally - and most of those which came from abroad such as fruit and rice were imported not because local production was undermined, but in spite of its promotion. The imported population simply required more food than could be produced locally.</w:t>
+      </w:r>
+    </w:p>
+    <w:p>
+      <w:pPr>
+        <w:pStyle w:val="Normal"/>
+        <w:bidi w:val="0"/>
+        <w:spacing w:lineRule="auto" w:line="480"/>
+        <w:jc w:val="start"/>
+        <w:rPr>
+          <w:b w:val="false"/>
+          <w:bCs w:val="false"/>
+          <w:shd w:fill="auto" w:val="clear"/>
+        </w:rPr>
+      </w:pPr>
+      <w:r>
+        <w:rPr>
+          <w:b w:val="false"/>
+          <w:bCs w:val="false"/>
           <w:shd w:fill="auto" w:val="clear"/>
         </w:rPr>
       </w:r>
@@ -2321,7 +3647,7 @@
           <w:i w:val="false"/>
           <w:iCs w:val="false"/>
         </w:rPr>
-        <w:footnoteReference w:id="44"/>
+        <w:footnoteReference w:id="74"/>
       </w:r>
     </w:p>
     <w:p>
@@ -2361,7 +3687,7 @@
           <w:i w:val="false"/>
           <w:iCs w:val="false"/>
         </w:rPr>
-        <w:footnoteReference w:id="45"/>
+        <w:footnoteReference w:id="75"/>
       </w:r>
       <w:r>
         <w:rPr>
@@ -2390,7 +3716,7 @@
           <w:i w:val="false"/>
           <w:iCs w:val="false"/>
         </w:rPr>
-        <w:footnoteReference w:id="46"/>
+        <w:footnoteReference w:id="76"/>
       </w:r>
       <w:r>
         <w:rPr>
@@ -2423,7 +3749,7 @@
           <w:i w:val="false"/>
           <w:iCs w:val="false"/>
         </w:rPr>
-        <w:footnoteReference w:id="47"/>
+        <w:footnoteReference w:id="77"/>
       </w:r>
     </w:p>
     <w:p>
@@ -2441,7 +3767,105 @@
           <w:iCs w:val="false"/>
         </w:rPr>
         <w:tab/>
-        <w:t xml:space="preserve">Repatriation was a controversial topic in colonial India, and prominent Indian nationalists such as Gandhi, though first supporting the repatriation of emigrant workers, began to advocate for the rights of Indians to remain abroad in the communities that they had established. In a survey of the 'Repatriation Debate', Heena Mistry notes that opposition to repatriation often came from the repatriates themselves. Upon returning to their home villages, former immigrant workers sometimes found their position within the caste system questioned, as in the case of Bhawani Dayal Sannyasi who was born to an indentured father in South Africa and "saw himself as having an 'appearance, education, culture, and bearing' above the villagers, thus not meriting any treatment as an outcaste." As Sannyasi had been born abroad, and as his mother had died before their return, his belonging to the kshatriya caste could not be verified. Rather than advocate on his behalf, his father told the "village </w:t>
+        <w:t>Repatriation was a controversial topic in colonial India, and prominent Indian nationalists such as Gandhi, though first supporting the repatriation of emigrant workers, began to advocate for the rights of Indians to remain abroad in the communities that they had established. In a survey of the 'Repatriation Debate', Heena Mistry notes that opposition to repatriation often came from the repatriates themselves. Upon returning to their home villages, former immigrant workers sometimes found their position within the caste system questioned</w:t>
+      </w:r>
+      <w:r>
+        <w:rPr>
+          <w:i w:val="false"/>
+          <w:iCs w:val="false"/>
+        </w:rPr>
+        <w:t>. I</w:t>
+      </w:r>
+      <w:r>
+        <w:rPr>
+          <w:i w:val="false"/>
+          <w:iCs w:val="false"/>
+        </w:rPr>
+        <w:t>n</w:t>
+      </w:r>
+      <w:r>
+        <w:rPr>
+          <w:i w:val="false"/>
+          <w:iCs w:val="false"/>
+        </w:rPr>
+        <w:t xml:space="preserve"> one such case,</w:t>
+      </w:r>
+      <w:r>
+        <w:rPr>
+          <w:i w:val="false"/>
+          <w:iCs w:val="false"/>
+        </w:rPr>
+        <w:t xml:space="preserve"> Bhawani Dayal Sannyasi</w:t>
+      </w:r>
+      <w:r>
+        <w:rPr>
+          <w:i w:val="false"/>
+          <w:iCs w:val="false"/>
+        </w:rPr>
+        <w:t>,</w:t>
+      </w:r>
+      <w:r>
+        <w:rPr>
+          <w:i w:val="false"/>
+          <w:iCs w:val="false"/>
+        </w:rPr>
+        <w:t xml:space="preserve"> who was born to an indentured father in South Africa and "saw himself as having an 'appearance, education, culture, and bearing' above the villagers, thus not meriting any treatment as an outcaste</w:t>
+      </w:r>
+      <w:r>
+        <w:rPr>
+          <w:i w:val="false"/>
+          <w:iCs w:val="false"/>
+        </w:rPr>
+        <w:t>,</w:t>
+      </w:r>
+      <w:r>
+        <w:rPr>
+          <w:i w:val="false"/>
+          <w:iCs w:val="false"/>
+        </w:rPr>
+        <w:t>"</w:t>
+      </w:r>
+      <w:r>
+        <w:rPr>
+          <w:i w:val="false"/>
+          <w:iCs w:val="false"/>
+        </w:rPr>
+        <w:t xml:space="preserve"> found himself ostracized in his fathers home village in India. </w:t>
+      </w:r>
+      <w:r>
+        <w:rPr>
+          <w:i w:val="false"/>
+          <w:iCs w:val="false"/>
+        </w:rPr>
+        <w:t xml:space="preserve"> As Sannyasi had been born abroad, and as his mother had died before their return, his caste</w:t>
+      </w:r>
+      <w:r>
+        <w:rPr>
+          <w:i w:val="false"/>
+          <w:iCs w:val="false"/>
+        </w:rPr>
+        <w:t xml:space="preserve"> status</w:t>
+      </w:r>
+      <w:r>
+        <w:rPr>
+          <w:i w:val="false"/>
+          <w:iCs w:val="false"/>
+        </w:rPr>
+        <w:t xml:space="preserve"> could not be verified</w:t>
+      </w:r>
+      <w:r>
+        <w:rPr>
+          <w:i w:val="false"/>
+          <w:iCs w:val="false"/>
+        </w:rPr>
+        <w:t xml:space="preserve"> upon his return to Bihar in East India</w:t>
+      </w:r>
+      <w:r>
+        <w:rPr>
+          <w:i w:val="false"/>
+          <w:iCs w:val="false"/>
+        </w:rPr>
+        <w:t xml:space="preserve">. Rather than advocate on his behalf, his father told the "village </w:t>
       </w:r>
       <w:r>
         <w:rPr>
@@ -2463,7 +3887,7 @@
           <w:i w:val="false"/>
           <w:iCs w:val="false"/>
         </w:rPr>
-        <w:footnoteReference w:id="48"/>
+        <w:footnoteReference w:id="78"/>
       </w:r>
       <w:r>
         <w:rPr>
@@ -2478,7 +3902,7 @@
           <w:i w:val="false"/>
           <w:iCs w:val="false"/>
         </w:rPr>
-        <w:footnoteReference w:id="49"/>
+        <w:footnoteReference w:id="79"/>
       </w:r>
       <w:r>
         <w:rPr>
@@ -2503,15 +3927,43 @@
           <w:iCs w:val="false"/>
         </w:rPr>
         <w:tab/>
-        <w:t>The situation for Tamil repatriates was much the same as in the rest of India. Amrith quotes the Indian Agent of Malaya's complaints of the effect of repatriation on migrants, saying that in the process "'no relief is thereby afforded' to Tamil workers, 'but that their suffering is merely transferred from Malaya to South India'."</w:t>
-      </w:r>
-      <w:r>
-        <w:rPr>
-          <w:rStyle w:val="FootnoteReference"/>
-          <w:i w:val="false"/>
-          <w:iCs w:val="false"/>
-        </w:rPr>
-        <w:footnoteReference w:id="50"/>
+        <w:t xml:space="preserve">The situation for Tamil repatriates </w:t>
+      </w:r>
+      <w:r>
+        <w:rPr>
+          <w:i w:val="false"/>
+          <w:iCs w:val="false"/>
+        </w:rPr>
+        <w:t xml:space="preserve">in South India </w:t>
+      </w:r>
+      <w:r>
+        <w:rPr>
+          <w:i w:val="false"/>
+          <w:iCs w:val="false"/>
+        </w:rPr>
+        <w:t xml:space="preserve">was much the same as in the rest of </w:t>
+      </w:r>
+      <w:r>
+        <w:rPr>
+          <w:i w:val="false"/>
+          <w:iCs w:val="false"/>
+        </w:rPr>
+        <w:t>the country</w:t>
+      </w:r>
+      <w:r>
+        <w:rPr>
+          <w:i w:val="false"/>
+          <w:iCs w:val="false"/>
+        </w:rPr>
+        <w:t>. Amrith quotes the Indian Agent of Malaya's complaints of the effect of repatriation on migrants, saying that in the process "'no relief is thereby afforded' to Tamil workers, 'but that their suffering is merely transferred from Malaya to South India'."</w:t>
+      </w:r>
+      <w:r>
+        <w:rPr>
+          <w:rStyle w:val="FootnoteReference"/>
+          <w:i w:val="false"/>
+          <w:iCs w:val="false"/>
+        </w:rPr>
+        <w:footnoteReference w:id="80"/>
       </w:r>
       <w:r>
         <w:rPr>
@@ -2526,7 +3978,7 @@
           <w:i w:val="false"/>
           <w:iCs w:val="false"/>
         </w:rPr>
-        <w:footnoteReference w:id="51"/>
+        <w:footnoteReference w:id="81"/>
       </w:r>
       <w:r>
         <w:rPr>
@@ -2629,41 +4081,6 @@
 </w:document>
 </file>
 
-<file path=word/comments.xml><?xml version="1.0" encoding="utf-8"?>
-<w:comments xmlns:o="urn:schemas-microsoft-com:office:office" xmlns:r="http://schemas.openxmlformats.org/officeDocument/2006/relationships" xmlns:v="urn:schemas-microsoft-com:vml" xmlns:w="http://schemas.openxmlformats.org/wordprocessingml/2006/main" xmlns:w10="urn:schemas-microsoft-com:office:word" xmlns:wp="http://schemas.openxmlformats.org/drawingml/2006/wordprocessingDrawing" xmlns:wps="http://schemas.microsoft.com/office/word/2010/wordprocessingShape" xmlns:wpg="http://schemas.microsoft.com/office/word/2010/wordprocessingGroup" xmlns:mc="http://schemas.openxmlformats.org/markup-compatibility/2006" xmlns:wp14="http://schemas.microsoft.com/office/word/2010/wordprocessingDrawing" xmlns:w14="http://schemas.microsoft.com/office/word/2010/wordml" xmlns:w15="http://schemas.microsoft.com/office/word/2012/wordml" mc:Ignorable="w14 wp14 w15">
-  <w:comment w:id="0" w:author="Unknown Author" w:date="2026-07-28T12:03:47Z" w:initials="">
-    <w:p>
-      <w:pPr>
-        <w:rPr/>
-      </w:pPr>
-      <w:r>
-        <w:rPr>
-          <w:rFonts w:eastAsia="DejaVu Sans" w:cs="Noto Sans Arabic"/>
-          <w:kern w:val="0"/>
-          <w:lang w:val="en-US" w:eastAsia="en-US" w:bidi="en-US"/>
-        </w:rPr>
-        <w:t>Move this to body</w:t>
-      </w:r>
-    </w:p>
-  </w:comment>
-  <w:comment w:id="1" w:author="Unknown Author" w:date="2026-07-28T12:44:42Z" w:initials="">
-    <w:p>
-      <w:pPr>
-        <w:rPr/>
-      </w:pPr>
-      <w:r>
-        <w:rPr>
-          <w:rFonts w:eastAsia="DejaVu Sans" w:cs="Noto Sans Arabic"/>
-          <w:kern w:val="0"/>
-          <w:lang w:val="en-US" w:eastAsia="en-US" w:bidi="en-US"/>
-        </w:rPr>
-        <w:t>Make sure that italics are consistent</w:t>
-      </w:r>
-    </w:p>
-  </w:comment>
-</w:comments>
-</file>
-
 <file path=word/footnotes.xml><?xml version="1.0" encoding="utf-8"?>
 <w:footnotes xmlns:o="urn:schemas-microsoft-com:office:office" xmlns:r="http://schemas.openxmlformats.org/officeDocument/2006/relationships" xmlns:v="urn:schemas-microsoft-com:vml" xmlns:w="http://schemas.openxmlformats.org/wordprocessingml/2006/main" xmlns:w10="urn:schemas-microsoft-com:office:word" xmlns:wp="http://schemas.openxmlformats.org/drawingml/2006/wordprocessingDrawing" xmlns:wps="http://schemas.microsoft.com/office/word/2010/wordprocessingShape" xmlns:wpg="http://schemas.microsoft.com/office/word/2010/wordprocessingGroup" xmlns:mc="http://schemas.openxmlformats.org/markup-compatibility/2006" xmlns:wp14="http://schemas.microsoft.com/office/word/2010/wordprocessingDrawing" xmlns:w14="http://schemas.microsoft.com/office/word/2010/wordml" xmlns:w15="http://schemas.microsoft.com/office/word/2012/wordml" mc:Ignorable="w14 wp14 w15">
   <w:footnote w:id="0" w:type="separator">
@@ -2777,6 +4194,35 @@
     <w:p>
       <w:pPr>
         <w:pStyle w:val="FootnoteText"/>
+        <w:rPr/>
+      </w:pPr>
+      <w:r>
+        <w:rPr>
+          <w:rStyle w:val="FootnoteCharacters"/>
+        </w:rPr>
+        <w:footnoteRef/>
+      </w:r>
+      <w:r>
+        <w:rPr/>
+        <w:tab/>
+        <w:t xml:space="preserve">Colonial Office Great Britain, </w:t>
+      </w:r>
+      <w:r>
+        <w:rPr>
+          <w:i/>
+        </w:rPr>
+        <w:t>Annual Report on the Social and Economic Progress of the People of the Straits Settlements</w:t>
+      </w:r>
+      <w:r>
+        <w:rPr/>
+        <w:t xml:space="preserve"> (H.M. Stationary Office, 1918).</w:t>
+      </w:r>
+    </w:p>
+  </w:footnote>
+  <w:footnote w:id="6">
+    <w:p>
+      <w:pPr>
+        <w:pStyle w:val="FootnoteText"/>
         <w:bidi w:val="0"/>
         <w:jc w:val="start"/>
         <w:rPr/>
@@ -2804,7 +4250,7 @@
       </w:r>
     </w:p>
   </w:footnote>
-  <w:footnote w:id="6">
+  <w:footnote w:id="7">
     <w:p>
       <w:pPr>
         <w:pStyle w:val="FootnoteText"/>
@@ -2835,7 +4281,100 @@
       </w:r>
     </w:p>
   </w:footnote>
-  <w:footnote w:id="7">
+  <w:footnote w:id="8">
+    <w:p>
+      <w:pPr>
+        <w:pStyle w:val="FootnoteText"/>
+        <w:rPr/>
+      </w:pPr>
+      <w:r>
+        <w:rPr>
+          <w:rStyle w:val="FootnoteCharacters"/>
+        </w:rPr>
+        <w:footnoteRef/>
+      </w:r>
+      <w:r>
+        <w:rPr/>
+        <w:tab/>
+        <w:t xml:space="preserve">Daniel R. Headrick, </w:t>
+      </w:r>
+      <w:r>
+        <w:rPr>
+          <w:i/>
+        </w:rPr>
+        <w:t>The Tentacles of Progress: Technology Transfer in the Age of Imperialism, 1850-1940</w:t>
+      </w:r>
+      <w:r>
+        <w:rPr/>
+        <w:t xml:space="preserve"> (Oxford University Press, 1988), 213.</w:t>
+      </w:r>
+    </w:p>
+  </w:footnote>
+  <w:footnote w:id="9">
+    <w:p>
+      <w:pPr>
+        <w:pStyle w:val="FootnoteText"/>
+        <w:rPr/>
+      </w:pPr>
+      <w:r>
+        <w:rPr>
+          <w:rStyle w:val="FootnoteCharacters"/>
+        </w:rPr>
+        <w:footnoteRef/>
+      </w:r>
+      <w:r>
+        <w:rPr/>
+        <w:tab/>
+        <w:t xml:space="preserve">Headrick, </w:t>
+      </w:r>
+      <w:r>
+        <w:rPr>
+          <w:i/>
+        </w:rPr>
+        <w:t>The Tentacles of Progress</w:t>
+      </w:r>
+      <w:r>
+        <w:rPr>
+          <w:i w:val="false"/>
+          <w:iCs w:val="false"/>
+        </w:rPr>
+        <w:t>, 214.</w:t>
+      </w:r>
+    </w:p>
+  </w:footnote>
+  <w:footnote w:id="10">
+    <w:p>
+      <w:pPr>
+        <w:pStyle w:val="FootnoteText"/>
+        <w:rPr/>
+      </w:pPr>
+      <w:r>
+        <w:rPr>
+          <w:rStyle w:val="FootnoteCharacters"/>
+        </w:rPr>
+        <w:footnoteRef/>
+      </w:r>
+      <w:r>
+        <w:rPr/>
+        <w:tab/>
+        <w:t xml:space="preserve">Headrick, </w:t>
+      </w:r>
+      <w:r>
+        <w:rPr>
+          <w:i/>
+        </w:rPr>
+        <w:t>The Tentacles of Progress</w:t>
+      </w:r>
+      <w:r>
+        <w:rPr>
+          <w:i w:val="false"/>
+          <w:iCs w:val="false"/>
+        </w:rPr>
+        <w:t>, 210-211.</w:t>
+      </w:r>
+    </w:p>
+  </w:footnote>
+  <w:footnote w:id="11">
     <w:p>
       <w:pPr>
         <w:pStyle w:val="FootnoteText"/>
@@ -2860,7 +4399,7 @@
       </w:r>
     </w:p>
   </w:footnote>
-  <w:footnote w:id="8">
+  <w:footnote w:id="12">
     <w:p>
       <w:pPr>
         <w:pStyle w:val="FootnoteText"/>
@@ -2891,7 +4430,7 @@
       </w:r>
     </w:p>
   </w:footnote>
-  <w:footnote w:id="9">
+  <w:footnote w:id="13">
     <w:p>
       <w:pPr>
         <w:pStyle w:val="FootnoteText"/>
@@ -2922,7 +4461,7 @@
       </w:r>
     </w:p>
   </w:footnote>
-  <w:footnote w:id="10">
+  <w:footnote w:id="14">
     <w:p>
       <w:pPr>
         <w:pStyle w:val="FootnoteText"/>
@@ -2953,7 +4492,7 @@
       </w:r>
     </w:p>
   </w:footnote>
-  <w:footnote w:id="11">
+  <w:footnote w:id="15">
     <w:p>
       <w:pPr>
         <w:pStyle w:val="FootnoteText"/>
@@ -2984,7 +4523,7 @@
       </w:r>
     </w:p>
   </w:footnote>
-  <w:footnote w:id="12">
+  <w:footnote w:id="16">
     <w:p>
       <w:pPr>
         <w:pStyle w:val="FootnoteText"/>
@@ -3015,7 +4554,7 @@
       </w:r>
     </w:p>
   </w:footnote>
-  <w:footnote w:id="13">
+  <w:footnote w:id="17">
     <w:p>
       <w:pPr>
         <w:pStyle w:val="FootnoteText"/>
@@ -3046,38 +4585,85 @@
       </w:r>
     </w:p>
   </w:footnote>
-  <w:footnote w:id="14">
-    <w:p>
-      <w:pPr>
-        <w:pStyle w:val="FootnoteText"/>
-        <w:bidi w:val="0"/>
-        <w:jc w:val="start"/>
-        <w:rPr/>
-      </w:pPr>
-      <w:r>
-        <w:rPr>
-          <w:rStyle w:val="FootnoteCharacters"/>
-        </w:rPr>
-        <w:footnoteRef/>
-      </w:r>
-      <w:r>
-        <w:rPr/>
-        <w:tab/>
-        <w:t xml:space="preserve">Tully, </w:t>
-      </w:r>
-      <w:r>
-        <w:rPr>
-          <w:i/>
-        </w:rPr>
-        <w:t>The Devils Milk,</w:t>
-      </w:r>
-      <w:r>
-        <w:rPr/>
-        <w:t xml:space="preserve"> 188.</w:t>
-      </w:r>
-    </w:p>
-  </w:footnote>
-  <w:footnote w:id="15">
+  <w:footnote w:id="18">
+    <w:p>
+      <w:pPr>
+        <w:pStyle w:val="FootnoteText"/>
+        <w:rPr/>
+      </w:pPr>
+      <w:r>
+        <w:rPr>
+          <w:rStyle w:val="FootnoteCharacters"/>
+        </w:rPr>
+        <w:footnoteRef/>
+      </w:r>
+      <w:r>
+        <w:rPr/>
+        <w:tab/>
+        <w:t xml:space="preserve">Headrick, </w:t>
+      </w:r>
+      <w:r>
+        <w:rPr>
+          <w:i/>
+        </w:rPr>
+        <w:t>The Tentacles of Progress</w:t>
+      </w:r>
+      <w:r>
+        <w:rPr>
+          <w:i w:val="false"/>
+          <w:iCs w:val="false"/>
+        </w:rPr>
+        <w:t>, 2</w:t>
+      </w:r>
+      <w:r>
+        <w:rPr>
+          <w:i w:val="false"/>
+          <w:iCs w:val="false"/>
+        </w:rPr>
+        <w:t>44.</w:t>
+      </w:r>
+    </w:p>
+  </w:footnote>
+  <w:footnote w:id="19">
+    <w:p>
+      <w:pPr>
+        <w:pStyle w:val="FootnoteText"/>
+        <w:rPr/>
+      </w:pPr>
+      <w:r>
+        <w:rPr>
+          <w:rStyle w:val="FootnoteCharacters"/>
+        </w:rPr>
+        <w:footnoteRef/>
+      </w:r>
+      <w:r>
+        <w:rPr/>
+        <w:tab/>
+        <w:t xml:space="preserve">Headrick, </w:t>
+      </w:r>
+      <w:r>
+        <w:rPr>
+          <w:i/>
+        </w:rPr>
+        <w:t>The Tentacles of Progress</w:t>
+      </w:r>
+      <w:r>
+        <w:rPr>
+          <w:i w:val="false"/>
+          <w:iCs w:val="false"/>
+        </w:rPr>
+        <w:t>, 2</w:t>
+      </w:r>
+      <w:r>
+        <w:rPr>
+          <w:i w:val="false"/>
+          <w:iCs w:val="false"/>
+        </w:rPr>
+        <w:t>47.</w:t>
+      </w:r>
+    </w:p>
+  </w:footnote>
+  <w:footnote w:id="20">
     <w:p>
       <w:pPr>
         <w:pStyle w:val="FootnoteText"/>
@@ -3108,7 +4694,7 @@
       </w:r>
     </w:p>
   </w:footnote>
-  <w:footnote w:id="16">
+  <w:footnote w:id="21">
     <w:p>
       <w:pPr>
         <w:pStyle w:val="FootnoteText"/>
@@ -3139,7 +4725,7 @@
       </w:r>
     </w:p>
   </w:footnote>
-  <w:footnote w:id="17">
+  <w:footnote w:id="22">
     <w:p>
       <w:pPr>
         <w:pStyle w:val="FootnoteText"/>
@@ -3170,7 +4756,7 @@
       </w:r>
     </w:p>
   </w:footnote>
-  <w:footnote w:id="18">
+  <w:footnote w:id="23">
     <w:p>
       <w:pPr>
         <w:pStyle w:val="FootnoteText"/>
@@ -3201,7 +4787,7 @@
       </w:r>
     </w:p>
   </w:footnote>
-  <w:footnote w:id="19">
+  <w:footnote w:id="24">
     <w:p>
       <w:pPr>
         <w:pStyle w:val="FootnoteText"/>
@@ -3232,7 +4818,7 @@
       </w:r>
     </w:p>
   </w:footnote>
-  <w:footnote w:id="20">
+  <w:footnote w:id="25">
     <w:p>
       <w:pPr>
         <w:pStyle w:val="FootnoteText"/>
@@ -3263,7 +4849,7 @@
       </w:r>
     </w:p>
   </w:footnote>
-  <w:footnote w:id="21">
+  <w:footnote w:id="26">
     <w:p>
       <w:pPr>
         <w:pStyle w:val="FootnoteText"/>
@@ -3294,7 +4880,7 @@
       </w:r>
     </w:p>
   </w:footnote>
-  <w:footnote w:id="22">
+  <w:footnote w:id="27">
     <w:p>
       <w:pPr>
         <w:pStyle w:val="FootnoteText"/>
@@ -3325,7 +4911,7 @@
       </w:r>
     </w:p>
   </w:footnote>
-  <w:footnote w:id="23">
+  <w:footnote w:id="28">
     <w:p>
       <w:pPr>
         <w:pStyle w:val="FootnoteText"/>
@@ -3346,7 +4932,7 @@
       </w:r>
     </w:p>
   </w:footnote>
-  <w:footnote w:id="24">
+  <w:footnote w:id="29">
     <w:p>
       <w:pPr>
         <w:pStyle w:val="FootnoteText"/>
@@ -3367,7 +4953,7 @@
       </w:r>
     </w:p>
   </w:footnote>
-  <w:footnote w:id="25">
+  <w:footnote w:id="30">
     <w:p>
       <w:pPr>
         <w:pStyle w:val="FootnoteText"/>
@@ -3388,7 +4974,7 @@
       </w:r>
     </w:p>
   </w:footnote>
-  <w:footnote w:id="26">
+  <w:footnote w:id="31">
     <w:p>
       <w:pPr>
         <w:pStyle w:val="FootnoteText"/>
@@ -3409,7 +4995,7 @@
       </w:r>
     </w:p>
   </w:footnote>
-  <w:footnote w:id="27">
+  <w:footnote w:id="32">
     <w:p>
       <w:pPr>
         <w:pStyle w:val="FootnoteText"/>
@@ -3430,7 +5016,7 @@
       </w:r>
     </w:p>
   </w:footnote>
-  <w:footnote w:id="28">
+  <w:footnote w:id="33">
     <w:p>
       <w:pPr>
         <w:pStyle w:val="FootnoteText"/>
@@ -3451,7 +5037,7 @@
       </w:r>
     </w:p>
   </w:footnote>
-  <w:footnote w:id="29">
+  <w:footnote w:id="34">
     <w:p>
       <w:pPr>
         <w:pStyle w:val="FootnoteText"/>
@@ -3472,7 +5058,7 @@
       </w:r>
     </w:p>
   </w:footnote>
-  <w:footnote w:id="30">
+  <w:footnote w:id="35">
     <w:p>
       <w:pPr>
         <w:pStyle w:val="FootnoteText"/>
@@ -3493,7 +5079,7 @@
       </w:r>
     </w:p>
   </w:footnote>
-  <w:footnote w:id="31">
+  <w:footnote w:id="36">
     <w:p>
       <w:pPr>
         <w:pStyle w:val="FootnoteText"/>
@@ -3524,7 +5110,7 @@
       </w:r>
     </w:p>
   </w:footnote>
-  <w:footnote w:id="32">
+  <w:footnote w:id="37">
     <w:p>
       <w:pPr>
         <w:pStyle w:val="FootnoteText"/>
@@ -3555,7 +5141,7 @@
       </w:r>
     </w:p>
   </w:footnote>
-  <w:footnote w:id="33">
+  <w:footnote w:id="38">
     <w:p>
       <w:pPr>
         <w:pStyle w:val="FootnoteText"/>
@@ -3593,7 +5179,7 @@
       </w:r>
     </w:p>
   </w:footnote>
-  <w:footnote w:id="34">
+  <w:footnote w:id="39">
     <w:p>
       <w:pPr>
         <w:pStyle w:val="FootnoteText"/>
@@ -3631,12 +5217,10 @@
       </w:r>
     </w:p>
   </w:footnote>
-  <w:footnote w:id="35">
-    <w:p>
-      <w:pPr>
-        <w:pStyle w:val="FootnoteText"/>
-        <w:bidi w:val="0"/>
-        <w:jc w:val="start"/>
+  <w:footnote w:id="40">
+    <w:p>
+      <w:pPr>
+        <w:pStyle w:val="FootnoteText"/>
         <w:rPr/>
       </w:pPr>
       <w:r>
@@ -3654,15 +5238,80 @@
         <w:rPr>
           <w:i/>
         </w:rPr>
+        <w:t>Crossing the Bay of Bengal</w:t>
+      </w:r>
+      <w:r>
+        <w:rPr>
+          <w:i w:val="false"/>
+          <w:iCs w:val="false"/>
+        </w:rPr>
+        <w:t>, 83.</w:t>
+      </w:r>
+    </w:p>
+  </w:footnote>
+  <w:footnote w:id="41">
+    <w:p>
+      <w:pPr>
+        <w:pStyle w:val="FootnoteText"/>
+        <w:bidi w:val="0"/>
+        <w:jc w:val="start"/>
+        <w:rPr/>
+      </w:pPr>
+      <w:r>
+        <w:rPr>
+          <w:rStyle w:val="FootnoteCharacters"/>
+        </w:rPr>
+        <w:footnoteRef/>
+      </w:r>
+      <w:r>
+        <w:rPr/>
+        <w:tab/>
+        <w:t xml:space="preserve">Amrith, </w:t>
+      </w:r>
+      <w:r>
+        <w:rPr>
+          <w:i/>
+        </w:rPr>
         <w:t xml:space="preserve">Crossing the Bay of Bengal, </w:t>
       </w:r>
       <w:r>
         <w:rPr/>
-        <w:t>82-83.</w:t>
-      </w:r>
-    </w:p>
-  </w:footnote>
-  <w:footnote w:id="36">
+        <w:t>83.</w:t>
+      </w:r>
+    </w:p>
+  </w:footnote>
+  <w:footnote w:id="42">
+    <w:p>
+      <w:pPr>
+        <w:pStyle w:val="FootnoteText"/>
+        <w:bidi w:val="0"/>
+        <w:jc w:val="start"/>
+        <w:rPr/>
+      </w:pPr>
+      <w:r>
+        <w:rPr>
+          <w:rStyle w:val="FootnoteCharacters"/>
+        </w:rPr>
+        <w:footnoteRef/>
+      </w:r>
+      <w:r>
+        <w:rPr/>
+        <w:tab/>
+        <w:t xml:space="preserve">Amrith, </w:t>
+      </w:r>
+      <w:r>
+        <w:rPr>
+          <w:i/>
+        </w:rPr>
+        <w:t xml:space="preserve">Crossing the Bay of Bengal, </w:t>
+      </w:r>
+      <w:r>
+        <w:rPr/>
+        <w:t>83.</w:t>
+      </w:r>
+    </w:p>
+  </w:footnote>
+  <w:footnote w:id="43">
     <w:p>
       <w:pPr>
         <w:pStyle w:val="FootnoteText"/>
@@ -3693,7 +5342,7 @@
       </w:r>
     </w:p>
   </w:footnote>
-  <w:footnote w:id="37">
+  <w:footnote w:id="44">
     <w:p>
       <w:pPr>
         <w:pStyle w:val="FootnoteText"/>
@@ -3724,7 +5373,7 @@
       </w:r>
     </w:p>
   </w:footnote>
-  <w:footnote w:id="38">
+  <w:footnote w:id="45">
     <w:p>
       <w:pPr>
         <w:pStyle w:val="FootnoteText"/>
@@ -3755,7 +5404,7 @@
       </w:r>
     </w:p>
   </w:footnote>
-  <w:footnote w:id="39">
+  <w:footnote w:id="46">
     <w:p>
       <w:pPr>
         <w:pStyle w:val="FootnoteText"/>
@@ -3786,7 +5435,7 @@
       </w:r>
     </w:p>
   </w:footnote>
-  <w:footnote w:id="40">
+  <w:footnote w:id="47">
     <w:p>
       <w:pPr>
         <w:pStyle w:val="FootnoteText"/>
@@ -3817,7 +5466,7 @@
       </w:r>
     </w:p>
   </w:footnote>
-  <w:footnote w:id="41">
+  <w:footnote w:id="48">
     <w:p>
       <w:pPr>
         <w:pStyle w:val="FootnoteText"/>
@@ -3848,7 +5497,7 @@
       </w:r>
     </w:p>
   </w:footnote>
-  <w:footnote w:id="42">
+  <w:footnote w:id="49">
     <w:p>
       <w:pPr>
         <w:pStyle w:val="FootnoteText"/>
@@ -3879,7 +5528,7 @@
       </w:r>
     </w:p>
   </w:footnote>
-  <w:footnote w:id="43">
+  <w:footnote w:id="50">
     <w:p>
       <w:pPr>
         <w:pStyle w:val="FootnoteText"/>
@@ -3910,7 +5559,950 @@
       </w:r>
     </w:p>
   </w:footnote>
-  <w:footnote w:id="44">
+  <w:footnote w:id="51">
+    <w:p>
+      <w:pPr>
+        <w:pStyle w:val="FootnoteText"/>
+        <w:rPr>
+          <w:highlight w:val="none"/>
+          <w:shd w:fill="auto" w:val="clear"/>
+        </w:rPr>
+      </w:pPr>
+      <w:r>
+        <w:rPr>
+          <w:rStyle w:val="FootnoteCharacters"/>
+        </w:rPr>
+        <w:footnoteRef/>
+      </w:r>
+      <w:r>
+        <w:rPr>
+          <w:shd w:fill="auto" w:val="clear"/>
+        </w:rPr>
+        <w:tab/>
+        <w:t xml:space="preserve">Ravindra K. Jain, </w:t>
+      </w:r>
+      <w:r>
+        <w:rPr>
+          <w:i/>
+          <w:shd w:fill="auto" w:val="clear"/>
+        </w:rPr>
+        <w:t>South Indians on the Plantation Frontier in Malaya</w:t>
+      </w:r>
+      <w:r>
+        <w:rPr>
+          <w:shd w:fill="auto" w:val="clear"/>
+        </w:rPr>
+        <w:t xml:space="preserve"> (Yale University Press, 1970)</w:t>
+      </w:r>
+      <w:r>
+        <w:rPr>
+          <w:shd w:fill="auto" w:val="clear"/>
+        </w:rPr>
+        <w:t>,</w:t>
+      </w:r>
+      <w:r>
+        <w:rPr>
+          <w:shd w:fill="auto" w:val="clear"/>
+        </w:rPr>
+        <w:t xml:space="preserve"> 238-239</w:t>
+      </w:r>
+      <w:r>
+        <w:rPr>
+          <w:shd w:fill="auto" w:val="clear"/>
+        </w:rPr>
+        <w:t>.</w:t>
+      </w:r>
+    </w:p>
+  </w:footnote>
+  <w:footnote w:id="52">
+    <w:p>
+      <w:pPr>
+        <w:pStyle w:val="FootnoteText"/>
+        <w:rPr/>
+      </w:pPr>
+      <w:r>
+        <w:rPr>
+          <w:rStyle w:val="FootnoteCharacters"/>
+        </w:rPr>
+        <w:footnoteRef/>
+      </w:r>
+      <w:r>
+        <w:rPr/>
+        <w:tab/>
+        <w:t xml:space="preserve">Arunima Datta, </w:t>
+      </w:r>
+      <w:r>
+        <w:rPr>
+          <w:i/>
+        </w:rPr>
+        <w:t>Fleeting Agencies: A Social History of Indian Coolie Women in British Malaya</w:t>
+      </w:r>
+      <w:r>
+        <w:rPr/>
+        <w:t xml:space="preserve"> (Cambridge University Press, 2020)</w:t>
+      </w:r>
+      <w:r>
+        <w:rPr/>
+        <w:t xml:space="preserve">, </w:t>
+      </w:r>
+      <w:r>
+        <w:rPr/>
+        <w:t>39</w:t>
+      </w:r>
+      <w:r>
+        <w:rPr/>
+        <w:t>.</w:t>
+      </w:r>
+    </w:p>
+  </w:footnote>
+  <w:footnote w:id="53">
+    <w:p>
+      <w:pPr>
+        <w:pStyle w:val="FootnoteText"/>
+        <w:rPr/>
+      </w:pPr>
+      <w:r>
+        <w:rPr>
+          <w:rStyle w:val="FootnoteCharacters"/>
+        </w:rPr>
+        <w:footnoteRef/>
+      </w:r>
+      <w:r>
+        <w:rPr/>
+        <w:tab/>
+        <w:t xml:space="preserve">Datta, </w:t>
+      </w:r>
+      <w:r>
+        <w:rPr>
+          <w:i/>
+        </w:rPr>
+        <w:t>Fleeting Agencies</w:t>
+      </w:r>
+      <w:r>
+        <w:rPr>
+          <w:i/>
+        </w:rPr>
+        <w:t xml:space="preserve">, </w:t>
+      </w:r>
+      <w:r>
+        <w:rPr/>
+        <w:t>8</w:t>
+      </w:r>
+      <w:r>
+        <w:rPr/>
+        <w:t>-</w:t>
+      </w:r>
+      <w:r>
+        <w:rPr/>
+        <w:t>9</w:t>
+      </w:r>
+      <w:r>
+        <w:rPr/>
+        <w:t>.</w:t>
+      </w:r>
+    </w:p>
+  </w:footnote>
+  <w:footnote w:id="54">
+    <w:p>
+      <w:pPr>
+        <w:pStyle w:val="FootnoteText"/>
+        <w:rPr/>
+      </w:pPr>
+      <w:r>
+        <w:rPr>
+          <w:rStyle w:val="FootnoteCharacters"/>
+        </w:rPr>
+        <w:footnoteRef/>
+      </w:r>
+      <w:r>
+        <w:rPr/>
+        <w:tab/>
+        <w:t xml:space="preserve">Datta, </w:t>
+      </w:r>
+      <w:r>
+        <w:rPr>
+          <w:i/>
+        </w:rPr>
+        <w:t>Fleeting Agencies</w:t>
+      </w:r>
+      <w:r>
+        <w:rPr>
+          <w:i/>
+        </w:rPr>
+        <w:t xml:space="preserve">, </w:t>
+      </w:r>
+      <w:r>
+        <w:rPr/>
+        <w:t>4</w:t>
+      </w:r>
+      <w:r>
+        <w:rPr/>
+        <w:t>.</w:t>
+      </w:r>
+    </w:p>
+  </w:footnote>
+  <w:footnote w:id="55">
+    <w:p>
+      <w:pPr>
+        <w:pStyle w:val="FootnoteText"/>
+        <w:rPr/>
+      </w:pPr>
+      <w:r>
+        <w:rPr>
+          <w:rStyle w:val="FootnoteCharacters"/>
+        </w:rPr>
+        <w:footnoteRef/>
+      </w:r>
+      <w:r>
+        <w:rPr/>
+        <w:tab/>
+        <w:t xml:space="preserve">Datta, </w:t>
+      </w:r>
+      <w:r>
+        <w:rPr>
+          <w:i/>
+        </w:rPr>
+        <w:t>Fleeting Agencies</w:t>
+      </w:r>
+      <w:r>
+        <w:rPr>
+          <w:i/>
+        </w:rPr>
+        <w:t xml:space="preserve">, </w:t>
+      </w:r>
+      <w:r>
+        <w:rPr/>
+        <w:t>48</w:t>
+      </w:r>
+      <w:r>
+        <w:rPr/>
+        <w:t>.</w:t>
+      </w:r>
+    </w:p>
+  </w:footnote>
+  <w:footnote w:id="56">
+    <w:p>
+      <w:pPr>
+        <w:pStyle w:val="FootnoteText"/>
+        <w:rPr/>
+      </w:pPr>
+      <w:r>
+        <w:rPr>
+          <w:rStyle w:val="FootnoteCharacters"/>
+        </w:rPr>
+        <w:footnoteRef/>
+      </w:r>
+      <w:r>
+        <w:rPr/>
+        <w:tab/>
+        <w:t xml:space="preserve">Datta, </w:t>
+      </w:r>
+      <w:r>
+        <w:rPr>
+          <w:i/>
+        </w:rPr>
+        <w:t>Fleeting Agencies</w:t>
+      </w:r>
+      <w:r>
+        <w:rPr>
+          <w:i/>
+        </w:rPr>
+        <w:t xml:space="preserve">, </w:t>
+      </w:r>
+      <w:r>
+        <w:rPr/>
+        <w:t>51</w:t>
+      </w:r>
+      <w:r>
+        <w:rPr/>
+        <w:t>.</w:t>
+      </w:r>
+    </w:p>
+  </w:footnote>
+  <w:footnote w:id="57">
+    <w:p>
+      <w:pPr>
+        <w:pStyle w:val="FootnoteText"/>
+        <w:rPr/>
+      </w:pPr>
+      <w:r>
+        <w:rPr>
+          <w:rStyle w:val="FootnoteCharacters"/>
+        </w:rPr>
+        <w:footnoteRef/>
+      </w:r>
+      <w:r>
+        <w:rPr/>
+        <w:tab/>
+        <w:t xml:space="preserve">Kathleen Stanley and Joan Smith, “The Detroit Story: The Crucible of Fordism,” in </w:t>
+      </w:r>
+      <w:r>
+        <w:rPr>
+          <w:i/>
+        </w:rPr>
+        <w:t>Creating and Transforming Households: The Constraints of the World-Economy</w:t>
+      </w:r>
+      <w:r>
+        <w:rPr/>
+        <w:t>, ed. Joan Smith and Immanuel Wallerstein, Studies in Modern Capitalism (Cambridge University Press, 1992).</w:t>
+      </w:r>
+    </w:p>
+  </w:footnote>
+  <w:footnote w:id="58">
+    <w:p>
+      <w:pPr>
+        <w:pStyle w:val="FootnoteText"/>
+        <w:rPr/>
+      </w:pPr>
+      <w:r>
+        <w:rPr>
+          <w:rStyle w:val="FootnoteCharacters"/>
+        </w:rPr>
+        <w:footnoteRef/>
+      </w:r>
+      <w:r>
+        <w:rPr/>
+        <w:tab/>
+        <w:t xml:space="preserve">Datta, </w:t>
+      </w:r>
+      <w:r>
+        <w:rPr>
+          <w:i/>
+        </w:rPr>
+        <w:t>Fleeting Agencies</w:t>
+      </w:r>
+      <w:r>
+        <w:rPr>
+          <w:i/>
+        </w:rPr>
+        <w:t xml:space="preserve">, </w:t>
+      </w:r>
+      <w:r>
+        <w:rPr/>
+        <w:t>33</w:t>
+      </w:r>
+      <w:r>
+        <w:rPr/>
+        <w:t>.</w:t>
+      </w:r>
+    </w:p>
+  </w:footnote>
+  <w:footnote w:id="59">
+    <w:p>
+      <w:pPr>
+        <w:pStyle w:val="FootnoteText"/>
+        <w:rPr/>
+      </w:pPr>
+      <w:r>
+        <w:rPr>
+          <w:rStyle w:val="FootnoteCharacters"/>
+        </w:rPr>
+        <w:footnoteRef/>
+      </w:r>
+      <w:r>
+        <w:rPr/>
+        <w:tab/>
+        <w:t xml:space="preserve">Datta, </w:t>
+      </w:r>
+      <w:r>
+        <w:rPr>
+          <w:i/>
+        </w:rPr>
+        <w:t>Fleeting Agencies</w:t>
+      </w:r>
+      <w:r>
+        <w:rPr>
+          <w:i/>
+        </w:rPr>
+        <w:t xml:space="preserve">, </w:t>
+      </w:r>
+      <w:r>
+        <w:rPr/>
+        <w:t>60</w:t>
+      </w:r>
+      <w:r>
+        <w:rPr/>
+        <w:t>.</w:t>
+      </w:r>
+    </w:p>
+  </w:footnote>
+  <w:footnote w:id="60">
+    <w:p>
+      <w:pPr>
+        <w:pStyle w:val="FootnoteText"/>
+        <w:rPr/>
+      </w:pPr>
+      <w:r>
+        <w:rPr>
+          <w:rStyle w:val="FootnoteCharacters"/>
+        </w:rPr>
+        <w:footnoteRef/>
+      </w:r>
+      <w:r>
+        <w:rPr/>
+        <w:tab/>
+        <w:t xml:space="preserve">Datta, </w:t>
+      </w:r>
+      <w:r>
+        <w:rPr>
+          <w:i/>
+        </w:rPr>
+        <w:t>Fleeting Agencies</w:t>
+      </w:r>
+      <w:r>
+        <w:rPr>
+          <w:i/>
+        </w:rPr>
+        <w:t xml:space="preserve">, </w:t>
+      </w:r>
+      <w:r>
+        <w:rPr/>
+        <w:t>62</w:t>
+      </w:r>
+      <w:r>
+        <w:rPr/>
+        <w:t>.</w:t>
+      </w:r>
+    </w:p>
+  </w:footnote>
+  <w:footnote w:id="61">
+    <w:p>
+      <w:pPr>
+        <w:pStyle w:val="FootnoteText"/>
+        <w:rPr/>
+      </w:pPr>
+      <w:r>
+        <w:rPr>
+          <w:rStyle w:val="FootnoteCharacters"/>
+        </w:rPr>
+        <w:footnoteRef/>
+      </w:r>
+      <w:r>
+        <w:rPr/>
+        <w:tab/>
+        <w:t xml:space="preserve"> </w:t>
+      </w:r>
+      <w:r>
+        <w:rPr/>
+        <w:t xml:space="preserve">Jain, </w:t>
+      </w:r>
+      <w:r>
+        <w:rPr>
+          <w:i/>
+        </w:rPr>
+        <w:t>South Indians on the Plantation Frontier in Malaya</w:t>
+      </w:r>
+      <w:r>
+        <w:rPr>
+          <w:i/>
+        </w:rPr>
+        <w:t xml:space="preserve">, </w:t>
+      </w:r>
+      <w:r>
+        <w:rPr/>
+        <w:t>99</w:t>
+      </w:r>
+      <w:r>
+        <w:rPr/>
+        <w:t>.</w:t>
+      </w:r>
+    </w:p>
+  </w:footnote>
+  <w:footnote w:id="62">
+    <w:p>
+      <w:pPr>
+        <w:pStyle w:val="FootnoteText"/>
+        <w:rPr/>
+      </w:pPr>
+      <w:r>
+        <w:rPr>
+          <w:rStyle w:val="FootnoteCharacters"/>
+        </w:rPr>
+        <w:footnoteRef/>
+      </w:r>
+      <w:r>
+        <w:rPr/>
+        <w:tab/>
+        <w:t xml:space="preserve">Jain, </w:t>
+      </w:r>
+      <w:r>
+        <w:rPr>
+          <w:i/>
+        </w:rPr>
+        <w:t>South Indians on the Plantation Frontier in Malaya</w:t>
+      </w:r>
+      <w:r>
+        <w:rPr>
+          <w:i/>
+        </w:rPr>
+        <w:t>,</w:t>
+      </w:r>
+      <w:r>
+        <w:rPr/>
+        <w:t xml:space="preserve"> 13</w:t>
+      </w:r>
+      <w:r>
+        <w:rPr/>
+        <w:t>.</w:t>
+      </w:r>
+    </w:p>
+  </w:footnote>
+  <w:footnote w:id="63">
+    <w:p>
+      <w:pPr>
+        <w:pStyle w:val="FootnoteText"/>
+        <w:rPr/>
+      </w:pPr>
+      <w:r>
+        <w:rPr>
+          <w:rStyle w:val="FootnoteCharacters"/>
+        </w:rPr>
+        <w:footnoteRef/>
+      </w:r>
+      <w:r>
+        <w:rPr/>
+        <w:tab/>
+        <w:t xml:space="preserve">Jain, </w:t>
+      </w:r>
+      <w:r>
+        <w:rPr>
+          <w:i/>
+        </w:rPr>
+        <w:t>South Indians on the Plantation Frontier in Malaya</w:t>
+      </w:r>
+      <w:r>
+        <w:rPr>
+          <w:i/>
+        </w:rPr>
+        <w:t>,</w:t>
+      </w:r>
+      <w:r>
+        <w:rPr/>
+        <w:t xml:space="preserve"> 18-19</w:t>
+      </w:r>
+      <w:r>
+        <w:rPr/>
+        <w:t>.</w:t>
+      </w:r>
+    </w:p>
+  </w:footnote>
+  <w:footnote w:id="64">
+    <w:p>
+      <w:pPr>
+        <w:pStyle w:val="FootnoteText"/>
+        <w:rPr/>
+      </w:pPr>
+      <w:r>
+        <w:rPr>
+          <w:rStyle w:val="FootnoteCharacters"/>
+        </w:rPr>
+        <w:footnoteRef/>
+      </w:r>
+      <w:r>
+        <w:rPr/>
+        <w:tab/>
+        <w:t xml:space="preserve"> </w:t>
+      </w:r>
+      <w:r>
+        <w:rPr/>
+        <w:t xml:space="preserve">Jain, </w:t>
+      </w:r>
+      <w:r>
+        <w:rPr>
+          <w:i/>
+        </w:rPr>
+        <w:t>South Indians on the Plantation Frontier in Malaya</w:t>
+      </w:r>
+      <w:r>
+        <w:rPr>
+          <w:i/>
+        </w:rPr>
+        <w:t>,</w:t>
+      </w:r>
+      <w:r>
+        <w:rPr/>
+        <w:t xml:space="preserve"> 20-21</w:t>
+      </w:r>
+      <w:r>
+        <w:rPr/>
+        <w:t>.</w:t>
+      </w:r>
+    </w:p>
+  </w:footnote>
+  <w:footnote w:id="65">
+    <w:p>
+      <w:pPr>
+        <w:pStyle w:val="FootnoteText"/>
+        <w:rPr/>
+      </w:pPr>
+      <w:r>
+        <w:rPr>
+          <w:rStyle w:val="FootnoteCharacters"/>
+        </w:rPr>
+        <w:footnoteRef/>
+      </w:r>
+      <w:r>
+        <w:rPr/>
+        <w:tab/>
+        <w:t xml:space="preserve"> </w:t>
+      </w:r>
+      <w:r>
+        <w:rPr/>
+        <w:t xml:space="preserve">Jain, </w:t>
+      </w:r>
+      <w:r>
+        <w:rPr>
+          <w:i/>
+        </w:rPr>
+        <w:t>South Indians on the Plantation Frontier in Malaya</w:t>
+      </w:r>
+      <w:r>
+        <w:rPr>
+          <w:i/>
+        </w:rPr>
+        <w:t>,</w:t>
+      </w:r>
+      <w:r>
+        <w:rPr/>
+        <w:t xml:space="preserve"> 231-232</w:t>
+      </w:r>
+      <w:r>
+        <w:rPr/>
+        <w:t>.</w:t>
+      </w:r>
+    </w:p>
+  </w:footnote>
+  <w:footnote w:id="66">
+    <w:p>
+      <w:pPr>
+        <w:pStyle w:val="FootnoteText"/>
+        <w:rPr/>
+      </w:pPr>
+      <w:r>
+        <w:rPr>
+          <w:rStyle w:val="FootnoteCharacters"/>
+        </w:rPr>
+        <w:footnoteRef/>
+      </w:r>
+      <w:r>
+        <w:rPr/>
+        <w:tab/>
+        <w:t xml:space="preserve"> </w:t>
+      </w:r>
+      <w:r>
+        <w:rPr/>
+        <w:t xml:space="preserve">Jain, </w:t>
+      </w:r>
+      <w:r>
+        <w:rPr>
+          <w:i/>
+        </w:rPr>
+        <w:t>South Indians on the Plantation Frontier in Malaya</w:t>
+      </w:r>
+      <w:r>
+        <w:rPr>
+          <w:i/>
+        </w:rPr>
+        <w:t>,</w:t>
+      </w:r>
+      <w:r>
+        <w:rPr/>
+        <w:t xml:space="preserve"> 218</w:t>
+      </w:r>
+      <w:r>
+        <w:rPr/>
+        <w:t>.</w:t>
+      </w:r>
+    </w:p>
+  </w:footnote>
+  <w:footnote w:id="67">
+    <w:p>
+      <w:pPr>
+        <w:pStyle w:val="FootnoteText"/>
+        <w:rPr/>
+      </w:pPr>
+      <w:r>
+        <w:rPr>
+          <w:rStyle w:val="FootnoteCharacters"/>
+        </w:rPr>
+        <w:footnoteRef/>
+      </w:r>
+      <w:r>
+        <w:rPr/>
+        <w:tab/>
+        <w:t xml:space="preserve"> </w:t>
+      </w:r>
+      <w:r>
+        <w:rPr/>
+        <w:t xml:space="preserve">Jain, </w:t>
+      </w:r>
+      <w:r>
+        <w:rPr>
+          <w:i/>
+        </w:rPr>
+        <w:t>South Indians on the Plantation Frontier in Malay</w:t>
+      </w:r>
+      <w:r>
+        <w:rPr>
+          <w:i/>
+        </w:rPr>
+        <w:t>.</w:t>
+      </w:r>
+      <w:r>
+        <w:rPr/>
+        <w:t xml:space="preserve"> </w:t>
+      </w:r>
+    </w:p>
+  </w:footnote>
+  <w:footnote w:id="68">
+    <w:p>
+      <w:pPr>
+        <w:pStyle w:val="FootnoteText"/>
+        <w:rPr/>
+      </w:pPr>
+      <w:r>
+        <w:rPr>
+          <w:rStyle w:val="FootnoteCharacters"/>
+        </w:rPr>
+        <w:footnoteRef/>
+      </w:r>
+      <w:r>
+        <w:rPr/>
+        <w:tab/>
+        <w:t xml:space="preserve"> </w:t>
+      </w:r>
+      <w:r>
+        <w:rPr/>
+        <w:t xml:space="preserve">Jain, </w:t>
+      </w:r>
+      <w:r>
+        <w:rPr>
+          <w:i/>
+        </w:rPr>
+        <w:t>South Indians on the Plantation Frontier in Malaya</w:t>
+      </w:r>
+      <w:r>
+        <w:rPr>
+          <w:i/>
+        </w:rPr>
+        <w:t>,</w:t>
+      </w:r>
+      <w:r>
+        <w:rPr/>
+        <w:t xml:space="preserve"> 169-171</w:t>
+      </w:r>
+      <w:r>
+        <w:rPr/>
+        <w:t>.</w:t>
+      </w:r>
+    </w:p>
+  </w:footnote>
+  <w:footnote w:id="69">
+    <w:p>
+      <w:pPr>
+        <w:pStyle w:val="FootnoteText"/>
+        <w:rPr/>
+      </w:pPr>
+      <w:r>
+        <w:rPr>
+          <w:rStyle w:val="FootnoteCharacters"/>
+        </w:rPr>
+        <w:footnoteRef/>
+      </w:r>
+      <w:r>
+        <w:rPr/>
+        <w:tab/>
+        <w:t xml:space="preserve"> </w:t>
+      </w:r>
+      <w:r>
+        <w:rPr/>
+        <w:t xml:space="preserve">Colonial Office Great Britain, </w:t>
+      </w:r>
+      <w:r>
+        <w:rPr>
+          <w:i/>
+        </w:rPr>
+        <w:t>Annual Report on the Social and Economic Progress of the People of the Federated Malay States</w:t>
+      </w:r>
+      <w:r>
+        <w:rPr/>
+        <w:t xml:space="preserve"> (H.M. Stationary Office, 193</w:t>
+      </w:r>
+      <w:r>
+        <w:rPr/>
+        <w:t>6</w:t>
+      </w:r>
+      <w:r>
+        <w:rPr/>
+        <w:t>),</w:t>
+      </w:r>
+      <w:r>
+        <w:rPr/>
+        <w:t xml:space="preserve"> </w:t>
+      </w:r>
+      <w:r>
+        <w:rPr/>
+        <w:t>35</w:t>
+      </w:r>
+      <w:r>
+        <w:rPr/>
+        <w:t>.</w:t>
+      </w:r>
+    </w:p>
+  </w:footnote>
+  <w:footnote w:id="70">
+    <w:p>
+      <w:pPr>
+        <w:pStyle w:val="FootnoteText"/>
+        <w:rPr/>
+      </w:pPr>
+      <w:r>
+        <w:rPr>
+          <w:rStyle w:val="FootnoteCharacters"/>
+        </w:rPr>
+        <w:footnoteRef/>
+      </w:r>
+      <w:r>
+        <w:rPr/>
+        <w:tab/>
+        <w:t xml:space="preserve"> </w:t>
+      </w:r>
+      <w:r>
+        <w:rPr/>
+        <w:t xml:space="preserve">Great Britain, </w:t>
+      </w:r>
+      <w:r>
+        <w:rPr>
+          <w:i/>
+        </w:rPr>
+        <w:t>Federated Malay States</w:t>
+      </w:r>
+      <w:r>
+        <w:rPr>
+          <w:i/>
+        </w:rPr>
+        <w:t>,</w:t>
+      </w:r>
+      <w:r>
+        <w:rPr/>
+        <w:t xml:space="preserve"> 1936, 36</w:t>
+      </w:r>
+    </w:p>
+  </w:footnote>
+  <w:footnote w:id="71">
+    <w:p>
+      <w:pPr>
+        <w:pStyle w:val="FootnoteText"/>
+        <w:rPr/>
+      </w:pPr>
+      <w:r>
+        <w:rPr>
+          <w:rStyle w:val="FootnoteCharacters"/>
+        </w:rPr>
+        <w:footnoteRef/>
+      </w:r>
+      <w:r>
+        <w:rPr/>
+        <w:tab/>
+        <w:t xml:space="preserve"> </w:t>
+      </w:r>
+      <w:r>
+        <w:rPr/>
+        <w:t xml:space="preserve">Great Britain, </w:t>
+      </w:r>
+      <w:r>
+        <w:rPr>
+          <w:i/>
+        </w:rPr>
+        <w:t>Federated Malay States</w:t>
+      </w:r>
+      <w:r>
+        <w:rPr>
+          <w:i/>
+        </w:rPr>
+        <w:t>,</w:t>
+      </w:r>
+      <w:r>
+        <w:rPr/>
+        <w:t xml:space="preserve"> 1936, 44</w:t>
+      </w:r>
+    </w:p>
+  </w:footnote>
+  <w:footnote w:id="72">
+    <w:p>
+      <w:pPr>
+        <w:pStyle w:val="FootnoteText"/>
+        <w:rPr/>
+      </w:pPr>
+      <w:r>
+        <w:rPr>
+          <w:rStyle w:val="FootnoteCharacters"/>
+        </w:rPr>
+        <w:footnoteRef/>
+      </w:r>
+      <w:r>
+        <w:rPr/>
+        <w:tab/>
+        <w:t xml:space="preserve"> </w:t>
+      </w:r>
+      <w:r>
+        <w:rPr/>
+        <w:t>Colonial Office Great Britain, “Annual Report on the Social and Economic Progress of the People of the Straits Settlements” (London: H.M. Stationary Office, 1</w:t>
+      </w:r>
+      <w:r>
+        <w:rPr/>
+        <w:t>933</w:t>
+      </w:r>
+      <w:r>
+        <w:rPr/>
+        <w:t xml:space="preserve">), </w:t>
+      </w:r>
+      <w:r>
+        <w:rPr/>
+        <w:t>34</w:t>
+      </w:r>
+      <w:r>
+        <w:rPr/>
+        <w:t>.</w:t>
+      </w:r>
+    </w:p>
+  </w:footnote>
+  <w:footnote w:id="73">
+    <w:p>
+      <w:pPr>
+        <w:pStyle w:val="FootnoteText"/>
+        <w:rPr/>
+      </w:pPr>
+      <w:r>
+        <w:rPr>
+          <w:rStyle w:val="FootnoteCharacters"/>
+        </w:rPr>
+        <w:footnoteRef/>
+      </w:r>
+      <w:r>
+        <w:rPr/>
+        <w:tab/>
+        <w:t>Colonial Office Great Britain, “Annual Report on the Social and Economic Progress of the People of the Straits Settlements” (London: H.M. Stationary Office, 1</w:t>
+      </w:r>
+      <w:r>
+        <w:rPr/>
+        <w:t>935</w:t>
+      </w:r>
+      <w:r>
+        <w:rPr/>
+        <w:t xml:space="preserve">), </w:t>
+      </w:r>
+      <w:r>
+        <w:rPr/>
+        <w:t>41</w:t>
+      </w:r>
+      <w:r>
+        <w:rPr/>
+        <w:t>.</w:t>
+      </w:r>
+    </w:p>
+  </w:footnote>
+  <w:footnote w:id="74">
     <w:p>
       <w:pPr>
         <w:pStyle w:val="FootnoteText"/>
@@ -3948,7 +6540,7 @@
       </w:r>
     </w:p>
   </w:footnote>
-  <w:footnote w:id="45">
+  <w:footnote w:id="75">
     <w:p>
       <w:pPr>
         <w:pStyle w:val="FootnoteText"/>
@@ -3972,7 +6564,7 @@
       </w:r>
     </w:p>
   </w:footnote>
-  <w:footnote w:id="46">
+  <w:footnote w:id="76">
     <w:p>
       <w:pPr>
         <w:pStyle w:val="FootnoteText"/>
@@ -3996,7 +6588,7 @@
       </w:r>
     </w:p>
   </w:footnote>
-  <w:footnote w:id="47">
+  <w:footnote w:id="77">
     <w:p>
       <w:pPr>
         <w:pStyle w:val="FootnoteText"/>
@@ -4017,7 +6609,7 @@
       </w:r>
     </w:p>
   </w:footnote>
-  <w:footnote w:id="48">
+  <w:footnote w:id="78">
     <w:p>
       <w:pPr>
         <w:pStyle w:val="FootnoteText"/>
@@ -4048,7 +6640,7 @@
       </w:r>
     </w:p>
   </w:footnote>
-  <w:footnote w:id="49">
+  <w:footnote w:id="79">
     <w:p>
       <w:pPr>
         <w:pStyle w:val="FootnoteText"/>
@@ -4069,7 +6661,7 @@
       </w:r>
     </w:p>
   </w:footnote>
-  <w:footnote w:id="50">
+  <w:footnote w:id="80">
     <w:p>
       <w:pPr>
         <w:pStyle w:val="FootnoteText"/>
@@ -4090,7 +6682,7 @@
       </w:r>
     </w:p>
   </w:footnote>
-  <w:footnote w:id="51">
+  <w:footnote w:id="81">
     <w:p>
       <w:pPr>
         <w:pStyle w:val="FootnoteText"/>
@@ -4151,7 +6743,7 @@
     </w:r>
     <w:r>
       <w:rPr/>
-      <w:t>26</w:t>
+      <w:t>34</w:t>
     </w:r>
     <w:r>
       <w:rPr/>
@@ -4250,6 +6842,13 @@
     <w:rPr>
       <w:color w:val="000080"/>
       <w:u w:val="single"/>
+    </w:rPr>
+  </w:style>
+  <w:style w:type="character" w:styleId="Bullets">
+    <w:name w:val="Bullets"/>
+    <w:qFormat/>
+    <w:rPr>
+      <w:rFonts w:ascii="OpenSymbol" w:hAnsi="OpenSymbol" w:eastAsia="OpenSymbol" w:cs="OpenSymbol"/>
     </w:rPr>
   </w:style>
   <w:style w:type="paragraph" w:styleId="Heading">
